--- a/backend/templates/export_insurance.docx
+++ b/backend/templates/export_insurance.docx
@@ -116,9 +116,28 @@
         <w:ind w:left="-15"/>
       </w:pPr>
       <w:r>
-        <w:t xml:space="preserve">To </w:t>
+        <w:rPr>
+          <w:rFonts w:ascii="Arial" w:eastAsia="Arial" w:hAnsi="Arial" w:cs="Arial"/>
+          <w:b/>
+          <w:sz w:val="26"/>
+        </w:rPr>
+        <w:t>To</w:t>
         <w:tab/>
         <w:t>DATE: {{ date }}</w:t>
+      </w:r>
+      <w:r>
+        <w:rPr>
+          <w:rFonts w:ascii="Arial" w:eastAsia="Arial" w:hAnsi="Arial" w:cs="Arial"/>
+          <w:b/>
+          <w:sz w:val="26"/>
+        </w:rPr>
+      </w:r>
+      <w:r>
+        <w:rPr>
+          <w:rFonts w:ascii="Arial" w:eastAsia="Arial" w:hAnsi="Arial" w:cs="Arial"/>
+          <w:b/>
+          <w:sz w:val="26"/>
+        </w:rPr>
       </w:r>
     </w:p>
     <w:p>
@@ -202,7 +221,74 @@
         <w:ind w:left="-5"/>
       </w:pPr>
       <w:r>
-        <w:t>Respected Sir {{ respected_sir }},</w:t>
+        <w:t xml:space="preserve">Respected </w:t>
+      </w:r>
+      <w:proofErr w:type="gramStart"/>
+      <w:r>
+        <w:t xml:space="preserve">Sir, </w:t>
+      </w:r>
+      <w:r>
+        <w:rPr>
+          <w:rFonts w:ascii="Times New Roman" w:eastAsia="Times New Roman" w:hAnsi="Times New Roman" w:cs="Times New Roman"/>
+          <w:b w:val="0"/>
+        </w:rPr>
+        <w:t xml:space="preserve"> </w:t>
+      </w:r>
+      <w:r>
+        <w:rPr>
+          <w:rFonts w:ascii="Times New Roman" w:eastAsia="Times New Roman" w:hAnsi="Times New Roman" w:cs="Times New Roman"/>
+          <w:b w:val="0"/>
+        </w:rPr>
+        <w:tab/>
+      </w:r>
+      <w:proofErr w:type="gramEnd"/>
+      <w:r>
+        <w:t xml:space="preserve"> </w:t>
+      </w:r>
+      <w:r>
+        <w:tab/>
+      </w:r>
+      <w:r>
+        <w:br/>
+        <w:t xml:space="preserve">                      </w:t>
+      </w:r>
+      <w:r>
+        <w:t>Sub:</w:t>
+      </w:r>
+      <w:r>
+        <w:rPr>
+          <w:rFonts w:ascii="Times New Roman" w:eastAsia="Times New Roman" w:hAnsi="Times New Roman" w:cs="Times New Roman"/>
+          <w:b w:val="0"/>
+        </w:rPr>
+        <w:t xml:space="preserve"> </w:t>
+      </w:r>
+      <w:r>
+        <w:t xml:space="preserve">MARINE POLICY: SINGLE VOYOAE </w:t>
+      </w:r>
+      <w:proofErr w:type="gramStart"/>
+      <w:r>
+        <w:t xml:space="preserve">POLICY,  </w:t>
+      </w:r>
+      <w:r>
+        <w:tab/>
+      </w:r>
+      <w:proofErr w:type="gramEnd"/>
+      <w:r>
+        <w:t xml:space="preserve"> </w:t>
+      </w:r>
+      <w:r>
+        <w:tab/>
+        <w:t xml:space="preserve"> </w:t>
+      </w:r>
+      <w:r>
+        <w:tab/>
+      </w:r>
+      <w:r>
+        <w:br/>
+        <w:t xml:space="preserve">                               </w:t>
+      </w:r>
+      <w:r>
+        <w:t xml:space="preserve">CIF POLICY </w:t>
       </w:r>
     </w:p>
     <w:p>
@@ -262,7 +348,49 @@
         <w:ind w:left="-15"/>
       </w:pPr>
       <w:r>
+        <w:rPr>
+          <w:rFonts w:ascii="Times New Roman" w:eastAsia="Times New Roman" w:hAnsi="Times New Roman" w:cs="Times New Roman"/>
+          <w:b/>
+          <w:sz w:val="26"/>
+        </w:rPr>
         <w:t>Date of loading                   : {{ invoice_date }}</w:t>
+      </w:r>
+      <w:r>
+        <w:rPr>
+          <w:rFonts w:ascii="Times New Roman" w:eastAsia="Times New Roman" w:hAnsi="Times New Roman" w:cs="Times New Roman"/>
+          <w:b/>
+          <w:sz w:val="26"/>
+        </w:rPr>
+      </w:r>
+      <w:r>
+        <w:rPr>
+          <w:rFonts w:ascii="Times New Roman" w:eastAsia="Times New Roman" w:hAnsi="Times New Roman" w:cs="Times New Roman"/>
+          <w:b/>
+          <w:sz w:val="26"/>
+        </w:rPr>
+      </w:r>
+      <w:proofErr w:type="gramStart"/>
+      <w:r>
+        <w:rPr>
+          <w:rFonts w:ascii="Times New Roman" w:eastAsia="Times New Roman" w:hAnsi="Times New Roman" w:cs="Times New Roman"/>
+          <w:b/>
+          <w:sz w:val="26"/>
+        </w:rPr>
+      </w:r>
+      <w:proofErr w:type="gramEnd"/>
+      <w:r>
+        <w:rPr>
+          <w:rFonts w:ascii="Times New Roman" w:eastAsia="Times New Roman" w:hAnsi="Times New Roman" w:cs="Times New Roman"/>
+          <w:b/>
+          <w:sz w:val="26"/>
+        </w:rPr>
+      </w:r>
+      <w:r>
+        <w:rPr>
+          <w:rFonts w:ascii="Times New Roman" w:eastAsia="Times New Roman" w:hAnsi="Times New Roman" w:cs="Times New Roman"/>
+          <w:b/>
+          <w:sz w:val="26"/>
+        </w:rPr>
       </w:r>
     </w:p>
     <w:p>
@@ -271,7 +399,114 @@
         <w:ind w:left="-5" w:right="2395" w:hanging="10"/>
       </w:pPr>
       <w:r>
+        <w:rPr>
+          <w:rFonts w:ascii="Times New Roman" w:eastAsia="Times New Roman" w:hAnsi="Times New Roman" w:cs="Times New Roman"/>
+          <w:b/>
+          <w:sz w:val="26"/>
+        </w:rPr>
         <w:t>Invoice no/Date                  : {{ invoice_no }}                                   DT : {{ invoice_date }}</w:t>
+        <w:br/>
+        <w:t>Container no                     : {{ container_no }}</w:t>
+      </w:r>
+      <w:r>
+        <w:rPr>
+          <w:rFonts w:ascii="Times New Roman" w:eastAsia="Times New Roman" w:hAnsi="Times New Roman" w:cs="Times New Roman"/>
+          <w:sz w:val="26"/>
+        </w:rPr>
+      </w:r>
+      <w:proofErr w:type="gramStart"/>
+      <w:r>
+        <w:rPr>
+          <w:rFonts w:ascii="Times New Roman" w:eastAsia="Times New Roman" w:hAnsi="Times New Roman" w:cs="Times New Roman"/>
+          <w:sz w:val="26"/>
+        </w:rPr>
+      </w:r>
+      <w:proofErr w:type="gramEnd"/>
+      <w:r>
+        <w:rPr>
+          <w:rFonts w:ascii="Times New Roman" w:eastAsia="Times New Roman" w:hAnsi="Times New Roman" w:cs="Times New Roman"/>
+          <w:sz w:val="26"/>
+        </w:rPr>
+      </w:r>
+      <w:r>
+        <w:rPr>
+          <w:rFonts w:ascii="Times New Roman" w:eastAsia="Times New Roman" w:hAnsi="Times New Roman" w:cs="Times New Roman"/>
+          <w:sz w:val="26"/>
+        </w:rPr>
+      </w:r>
+      <w:proofErr w:type="gramStart"/>
+      <w:r>
+        <w:rPr>
+          <w:rFonts w:ascii="Times New Roman" w:eastAsia="Times New Roman" w:hAnsi="Times New Roman" w:cs="Times New Roman"/>
+          <w:sz w:val="26"/>
+        </w:rPr>
+      </w:r>
+      <w:r>
+        <w:rPr>
+          <w:rFonts w:ascii="Times New Roman" w:eastAsia="Times New Roman" w:hAnsi="Times New Roman" w:cs="Times New Roman"/>
+          <w:sz w:val="26"/>
+        </w:rPr>
+      </w:r>
+      <w:r>
+        <w:rPr>
+          <w:rFonts w:ascii="Times New Roman" w:eastAsia="Times New Roman" w:hAnsi="Times New Roman" w:cs="Times New Roman"/>
+          <w:sz w:val="26"/>
+        </w:rPr>
+      </w:r>
+      <w:proofErr w:type="gramEnd"/>
+      <w:r>
+        <w:rPr>
+          <w:rFonts w:ascii="Times New Roman" w:eastAsia="Times New Roman" w:hAnsi="Times New Roman" w:cs="Times New Roman"/>
+          <w:b/>
+          <w:sz w:val="26"/>
+        </w:rPr>
+      </w:r>
+      <w:r>
+        <w:rPr>
+          <w:rFonts w:ascii="Times New Roman" w:eastAsia="Times New Roman" w:hAnsi="Times New Roman" w:cs="Times New Roman"/>
+          <w:b/>
+          <w:sz w:val="26"/>
+        </w:rPr>
+        <w:br/>
+      </w:r>
+      <w:r>
+        <w:rPr>
+          <w:rFonts w:ascii="Times New Roman" w:eastAsia="Times New Roman" w:hAnsi="Times New Roman" w:cs="Times New Roman"/>
+          <w:b/>
+          <w:sz w:val="26"/>
+        </w:rPr>
+        <w:t xml:space="preserve">Container no                   </w:t>
+      </w:r>
+      <w:proofErr w:type="gramStart"/>
+      <w:r>
+        <w:rPr>
+          <w:rFonts w:ascii="Times New Roman" w:eastAsia="Times New Roman" w:hAnsi="Times New Roman" w:cs="Times New Roman"/>
+          <w:b/>
+          <w:sz w:val="26"/>
+        </w:rPr>
+        <w:t xml:space="preserve">  </w:t>
+      </w:r>
+      <w:r>
+        <w:rPr>
+          <w:rFonts w:ascii="Times New Roman" w:eastAsia="Times New Roman" w:hAnsi="Times New Roman" w:cs="Times New Roman"/>
+          <w:sz w:val="26"/>
+        </w:rPr>
+        <w:t>:</w:t>
+      </w:r>
+      <w:proofErr w:type="gramEnd"/>
+      <w:r>
+        <w:rPr>
+          <w:rFonts w:ascii="Times New Roman" w:eastAsia="Times New Roman" w:hAnsi="Times New Roman" w:cs="Times New Roman"/>
+          <w:sz w:val="26"/>
+        </w:rPr>
+        <w:t xml:space="preserve">         </w:t>
+      </w:r>
+      <w:r>
+        <w:rPr>
+          <w:rFonts w:ascii="Bookman Old Style" w:eastAsia="Bookman Old Style" w:hAnsi="Bookman Old Style" w:cs="Bookman Old Style"/>
+          <w:sz w:val="24"/>
+        </w:rPr>
+        <w:t xml:space="preserve"> </w:t>
       </w:r>
     </w:p>
     <w:p>
@@ -279,7 +514,28 @@
         <w:spacing w:after="159"/>
       </w:pPr>
       <w:r>
-        <w:t>Seal No's                            : {{ seal_nos }}</w:t>
+        <w:rPr>
+          <w:rFonts w:ascii="Times New Roman" w:eastAsia="Times New Roman" w:hAnsi="Times New Roman" w:cs="Times New Roman"/>
+          <w:b/>
+          <w:sz w:val="26"/>
+        </w:rPr>
+        <w:t>Seal No’s                            : {{ seal_nos }}</w:t>
+      </w:r>
+      <w:proofErr w:type="gramStart"/>
+      <w:r>
+        <w:rPr>
+          <w:rFonts w:ascii="Times New Roman" w:eastAsia="Times New Roman" w:hAnsi="Times New Roman" w:cs="Times New Roman"/>
+          <w:b/>
+          <w:sz w:val="26"/>
+        </w:rPr>
+      </w:r>
+      <w:proofErr w:type="gramEnd"/>
+      <w:r>
+        <w:rPr>
+          <w:rFonts w:ascii="Times New Roman" w:eastAsia="Times New Roman" w:hAnsi="Times New Roman" w:cs="Times New Roman"/>
+          <w:b/>
+          <w:sz w:val="26"/>
+        </w:rPr>
       </w:r>
     </w:p>
     <w:p>
@@ -292,7 +548,42 @@
         <w:ind w:left="-15"/>
       </w:pPr>
       <w:r>
+        <w:rPr>
+          <w:rFonts w:ascii="Times New Roman" w:eastAsia="Times New Roman" w:hAnsi="Times New Roman" w:cs="Times New Roman"/>
+          <w:b/>
+          <w:sz w:val="26"/>
+        </w:rPr>
         <w:t>Truck                                  : {{ truck_no }}</w:t>
+      </w:r>
+      <w:r>
+        <w:rPr>
+          <w:rFonts w:ascii="Times New Roman" w:eastAsia="Times New Roman" w:hAnsi="Times New Roman" w:cs="Times New Roman"/>
+          <w:b/>
+          <w:sz w:val="26"/>
+        </w:rPr>
+      </w:r>
+      <w:r>
+        <w:rPr>
+          <w:rFonts w:ascii="Times New Roman" w:eastAsia="Times New Roman" w:hAnsi="Times New Roman" w:cs="Times New Roman"/>
+          <w:b/>
+          <w:sz w:val="26"/>
+        </w:rPr>
+      </w:r>
+      <w:proofErr w:type="gramStart"/>
+      <w:r>
+        <w:rPr>
+          <w:rFonts w:ascii="Times New Roman" w:eastAsia="Times New Roman" w:hAnsi="Times New Roman" w:cs="Times New Roman"/>
+          <w:b/>
+          <w:sz w:val="26"/>
+        </w:rPr>
+      </w:r>
+      <w:proofErr w:type="gramEnd"/>
+      <w:r>
+        <w:rPr>
+          <w:rFonts w:ascii="Times New Roman" w:eastAsia="Times New Roman" w:hAnsi="Times New Roman" w:cs="Times New Roman"/>
+          <w:b/>
+          <w:sz w:val="26"/>
+        </w:rPr>
       </w:r>
     </w:p>
     <w:p>
@@ -306,13 +597,51 @@
         <w:ind w:left="-15"/>
       </w:pPr>
       <w:r>
-        <w:t xml:space="preserve">Risk Cover  </w:t>
-        <w:tab/>
-        <w:t xml:space="preserve"> </w:t>
-        <w:tab/>
-        <w:t xml:space="preserve">: </w:t>
-        <w:tab/>
-        <w:t xml:space="preserve">{{ risk_cover }} </w:t>
+        <w:rPr>
+          <w:rFonts w:ascii="Times New Roman" w:eastAsia="Times New Roman" w:hAnsi="Times New Roman" w:cs="Times New Roman"/>
+          <w:b/>
+          <w:sz w:val="26"/>
+        </w:rPr>
+        <w:t xml:space="preserve">Risk Cover                 :       {{ risk_cover }} </w:t>
+      </w:r>
+      <w:proofErr w:type="gramStart"/>
+      <w:r>
+        <w:rPr>
+          <w:rFonts w:ascii="Times New Roman" w:eastAsia="Times New Roman" w:hAnsi="Times New Roman" w:cs="Times New Roman"/>
+          <w:b/>
+          <w:sz w:val="26"/>
+        </w:rPr>
+      </w:r>
+      <w:r>
+        <w:rPr>
+          <w:rFonts w:ascii="Times New Roman" w:eastAsia="Times New Roman" w:hAnsi="Times New Roman" w:cs="Times New Roman"/>
+          <w:sz w:val="26"/>
+        </w:rPr>
+      </w:r>
+      <w:r>
+        <w:rPr>
+          <w:rFonts w:ascii="Times New Roman" w:eastAsia="Times New Roman" w:hAnsi="Times New Roman" w:cs="Times New Roman"/>
+          <w:sz w:val="26"/>
+        </w:rPr>
+      </w:r>
+      <w:proofErr w:type="gramEnd"/>
+      <w:r>
+        <w:rPr>
+          <w:rFonts w:ascii="Times New Roman" w:eastAsia="Times New Roman" w:hAnsi="Times New Roman" w:cs="Times New Roman"/>
+          <w:sz w:val="26"/>
+        </w:rPr>
+      </w:r>
+      <w:r>
+        <w:rPr>
+          <w:rFonts w:ascii="Times New Roman" w:eastAsia="Times New Roman" w:hAnsi="Times New Roman" w:cs="Times New Roman"/>
+          <w:sz w:val="26"/>
+        </w:rPr>
+      </w:r>
+      <w:r>
+        <w:rPr>
+          <w:rFonts w:ascii="Times New Roman" w:eastAsia="Times New Roman" w:hAnsi="Times New Roman" w:cs="Times New Roman"/>
+          <w:sz w:val="26"/>
+        </w:rPr>
       </w:r>
     </w:p>
     <w:p>
@@ -324,9 +653,26 @@
         <w:ind w:left="-15"/>
       </w:pPr>
       <w:r>
-        <w:t xml:space="preserve"> Place of Loading   </w:t>
-        <w:tab/>
-        <w:t xml:space="preserve">: {{ place_of_loading }} </w:t>
+        <w:rPr>
+          <w:rFonts w:ascii="Times New Roman" w:eastAsia="Times New Roman" w:hAnsi="Times New Roman" w:cs="Times New Roman"/>
+          <w:b/>
+          <w:sz w:val="26"/>
+        </w:rPr>
+        <w:t xml:space="preserve"> Place of Loading          :          {{ place_of_loading }}</w:t>
+      </w:r>
+      <w:r>
+        <w:rPr>
+          <w:rFonts w:ascii="Times New Roman" w:eastAsia="Times New Roman" w:hAnsi="Times New Roman" w:cs="Times New Roman"/>
+          <w:b/>
+          <w:sz w:val="26"/>
+        </w:rPr>
+      </w:r>
+      <w:r>
+        <w:rPr>
+          <w:rFonts w:ascii="Times New Roman" w:eastAsia="Times New Roman" w:hAnsi="Times New Roman" w:cs="Times New Roman"/>
+          <w:sz w:val="26"/>
+        </w:rPr>
+        <w:t xml:space="preserve"> </w:t>
       </w:r>
     </w:p>
     <w:p>
@@ -335,7 +681,61 @@
         <w:ind w:left="-5" w:hanging="10"/>
       </w:pPr>
       <w:r>
-        <w:t xml:space="preserve">                                                        </w:t>
+        <w:rPr>
+          <w:rFonts w:ascii="Times New Roman" w:eastAsia="Times New Roman" w:hAnsi="Times New Roman" w:cs="Times New Roman"/>
+          <w:sz w:val="26"/>
+        </w:rPr>
+        <w:t xml:space="preserve">                                                        (SF. No: 311/5</w:t>
+      </w:r>
+      <w:proofErr w:type="gramStart"/>
+      <w:r>
+        <w:rPr>
+          <w:rFonts w:ascii="Times New Roman" w:eastAsia="Times New Roman" w:hAnsi="Times New Roman" w:cs="Times New Roman"/>
+          <w:sz w:val="26"/>
+        </w:rPr>
+        <w:t>B,Minnampalli</w:t>
+      </w:r>
+      <w:proofErr w:type="gramEnd"/>
+      <w:r>
+        <w:rPr>
+          <w:rFonts w:ascii="Times New Roman" w:eastAsia="Times New Roman" w:hAnsi="Times New Roman" w:cs="Times New Roman"/>
+          <w:sz w:val="26"/>
+        </w:rPr>
+        <w:t xml:space="preserve"> Village, Near </w:t>
+      </w:r>
+      <w:proofErr w:type="spellStart"/>
+      <w:proofErr w:type="gramStart"/>
+      <w:r>
+        <w:rPr>
+          <w:rFonts w:ascii="Times New Roman" w:eastAsia="Times New Roman" w:hAnsi="Times New Roman" w:cs="Times New Roman"/>
+          <w:sz w:val="26"/>
+        </w:rPr>
+        <w:t>Puthanchandai</w:t>
+      </w:r>
+      <w:proofErr w:type="spellEnd"/>
+      <w:r>
+        <w:rPr>
+          <w:rFonts w:ascii="Times New Roman" w:eastAsia="Times New Roman" w:hAnsi="Times New Roman" w:cs="Times New Roman"/>
+          <w:sz w:val="26"/>
+        </w:rPr>
+        <w:t xml:space="preserve"> ,</w:t>
+      </w:r>
+      <w:proofErr w:type="spellStart"/>
+      <w:r>
+        <w:rPr>
+          <w:rFonts w:ascii="Times New Roman" w:eastAsia="Times New Roman" w:hAnsi="Times New Roman" w:cs="Times New Roman"/>
+          <w:sz w:val="26"/>
+        </w:rPr>
+        <w:t>namakkal</w:t>
+      </w:r>
+      <w:proofErr w:type="spellEnd"/>
+      <w:proofErr w:type="gramEnd"/>
+      <w:r>
+        <w:rPr>
+          <w:rFonts w:ascii="Times New Roman" w:eastAsia="Times New Roman" w:hAnsi="Times New Roman" w:cs="Times New Roman"/>
+          <w:sz w:val="26"/>
+        </w:rPr>
+        <w:t xml:space="preserve">   pin code 637019) </w:t>
       </w:r>
     </w:p>
     <w:p>
@@ -359,13 +759,187 @@
         <w:spacing w:after="0"/>
         <w:ind w:left="-15"/>
       </w:pPr>
-      <w:r>
-        <w:t xml:space="preserve">Name  and Address </w:t>
+      <w:proofErr w:type="gramStart"/>
+      <w:r>
+        <w:rPr>
+          <w:rFonts w:ascii="Times New Roman" w:eastAsia="Times New Roman" w:hAnsi="Times New Roman" w:cs="Times New Roman"/>
+          <w:sz w:val="20"/>
+        </w:rPr>
+        <w:t>Name  and</w:t>
+      </w:r>
+      <w:proofErr w:type="gramEnd"/>
+      <w:r>
+        <w:rPr>
+          <w:rFonts w:ascii="Times New Roman" w:eastAsia="Times New Roman" w:hAnsi="Times New Roman" w:cs="Times New Roman"/>
+          <w:sz w:val="20"/>
+        </w:rPr>
+        <w:t xml:space="preserve"> Address </w:t>
+      </w:r>
+      <w:r>
+        <w:rPr>
+          <w:rFonts w:ascii="Times New Roman" w:eastAsia="Times New Roman" w:hAnsi="Times New Roman" w:cs="Times New Roman"/>
+          <w:sz w:val="20"/>
+        </w:rPr>
         <w:tab/>
+      </w:r>
+      <w:r>
+        <w:rPr>
+          <w:rFonts w:ascii="Times New Roman" w:eastAsia="Times New Roman" w:hAnsi="Times New Roman" w:cs="Times New Roman"/>
+          <w:b/>
+          <w:sz w:val="20"/>
+        </w:rPr>
         <w:br/>
-        <w:t>Of Importer: {{ importer_name }}</w:t>
-        <w:br/>
-        <w:t>{{ importer_address }}</w:t>
+      </w:r>
+      <w:r>
+        <w:rPr>
+          <w:rFonts w:ascii="Times New Roman" w:eastAsia="Times New Roman" w:hAnsi="Times New Roman" w:cs="Times New Roman"/>
+          <w:b/>
+          <w:sz w:val="24"/>
+        </w:rPr>
+        <w:t>Of Importer</w:t>
+      </w:r>
+      <w:r>
+        <w:rPr>
+          <w:rFonts w:ascii="Times New Roman" w:eastAsia="Times New Roman" w:hAnsi="Times New Roman" w:cs="Times New Roman"/>
+          <w:b/>
+          <w:sz w:val="20"/>
+        </w:rPr>
+        <w:t xml:space="preserve">  </w:t>
+      </w:r>
+      <w:r>
+        <w:rPr>
+          <w:rFonts w:ascii="Times New Roman" w:eastAsia="Times New Roman" w:hAnsi="Times New Roman" w:cs="Times New Roman"/>
+          <w:b/>
+          <w:sz w:val="20"/>
+        </w:rPr>
+        <w:t xml:space="preserve">     </w:t>
+      </w:r>
+      <w:r>
+        <w:rPr>
+          <w:noProof/>
+        </w:rPr>
+        <mc:AlternateContent>
+          <mc:Choice Requires="wpg">
+            <w:drawing>
+              <wp:inline distT="0" distB="0" distL="0" distR="0" wp14:anchorId="3986977D" wp14:editId="7B6E5F76">
+                <wp:extent cx="91440" cy="457200"/>
+                <wp:effectExtent l="0" t="0" r="0" b="0"/>
+                <wp:docPr id="1721" name="Group 1721"/>
+                <wp:cNvGraphicFramePr/>
+                <a:graphic xmlns:a="http://schemas.openxmlformats.org/drawingml/2006/main">
+                  <a:graphicData uri="http://schemas.microsoft.com/office/word/2010/wordprocessingGroup">
+                    <wpg:wgp>
+                      <wpg:cNvGrpSpPr/>
+                      <wpg:grpSpPr>
+                        <a:xfrm>
+                          <a:off x="0" y="0"/>
+                          <a:ext cx="91440" cy="457200"/>
+                          <a:chOff x="0" y="0"/>
+                          <a:chExt cx="91440" cy="457200"/>
+                        </a:xfrm>
+                      </wpg:grpSpPr>
+                      <wps:wsp>
+                        <wps:cNvPr id="287" name="Shape 287"/>
+                        <wps:cNvSpPr/>
+                        <wps:spPr>
+                          <a:xfrm>
+                            <a:off x="0" y="0"/>
+                            <a:ext cx="91440" cy="457200"/>
+                          </a:xfrm>
+                          <a:custGeom>
+                            <a:avLst/>
+                            <a:gdLst/>
+                            <a:ahLst/>
+                            <a:cxnLst/>
+                            <a:rect l="0" t="0" r="0" b="0"/>
+                            <a:pathLst>
+                              <a:path w="91440" h="457200">
+                                <a:moveTo>
+                                  <a:pt x="0" y="0"/>
+                                </a:moveTo>
+                                <a:cubicBezTo>
+                                  <a:pt x="25273" y="0"/>
+                                  <a:pt x="45720" y="17018"/>
+                                  <a:pt x="45720" y="38100"/>
+                                </a:cubicBezTo>
+                                <a:lnTo>
+                                  <a:pt x="45720" y="190500"/>
+                                </a:lnTo>
+                                <a:cubicBezTo>
+                                  <a:pt x="45720" y="211582"/>
+                                  <a:pt x="66167" y="228600"/>
+                                  <a:pt x="91440" y="228600"/>
+                                </a:cubicBezTo>
+                                <a:cubicBezTo>
+                                  <a:pt x="66167" y="228600"/>
+                                  <a:pt x="45720" y="245618"/>
+                                  <a:pt x="45720" y="266700"/>
+                                </a:cubicBezTo>
+                                <a:lnTo>
+                                  <a:pt x="45720" y="419100"/>
+                                </a:lnTo>
+                                <a:cubicBezTo>
+                                  <a:pt x="45720" y="440182"/>
+                                  <a:pt x="25273" y="457200"/>
+                                  <a:pt x="0" y="457200"/>
+                                </a:cubicBezTo>
+                              </a:path>
+                            </a:pathLst>
+                          </a:custGeom>
+                          <a:ln w="9525" cap="flat">
+                            <a:round/>
+                          </a:ln>
+                        </wps:spPr>
+                        <wps:style>
+                          <a:lnRef idx="1">
+                            <a:srgbClr val="000000"/>
+                          </a:lnRef>
+                          <a:fillRef idx="0">
+                            <a:srgbClr val="000000">
+                              <a:alpha val="0"/>
+                            </a:srgbClr>
+                          </a:fillRef>
+                          <a:effectRef idx="0">
+                            <a:scrgbClr r="0" g="0" b="0"/>
+                          </a:effectRef>
+                          <a:fontRef idx="none"/>
+                        </wps:style>
+                        <wps:bodyPr/>
+                      </wps:wsp>
+                    </wpg:wgp>
+                  </a:graphicData>
+                </a:graphic>
+              </wp:inline>
+            </w:drawing>
+          </mc:Choice>
+          <mc:Fallback>
+            <w:pict>
+              <v:group w14:anchorId="5D8AD9FC" id="Group 1721" o:spid="_x0000_s1026" style="width:7.2pt;height:36pt;mso-position-horizontal-relative:char;mso-position-vertical-relative:line" coordsize="91440,457200" o:gfxdata="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">
+                <v:shape id="Shape 287" o:spid="_x0000_s1027" style="position:absolute;width:91440;height:457200;visibility:visible;mso-wrap-style:square;v-text-anchor:top" coordsize="91440,457200" o:gfxdata="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" path="m,c25273,,45720,17018,45720,38100r,152400c45720,211582,66167,228600,91440,228600v-25273,,-45720,17018,-45720,38100l45720,419100v,21082,-20447,38100,-45720,38100e" filled="f">
+                  <v:path arrowok="t" textboxrect="0,0,91440,457200"/>
+                </v:shape>
+                <w10:anchorlock/>
+              </v:group>
+            </w:pict>
+          </mc:Fallback>
+        </mc:AlternateContent>
+      </w:r>
+      <w:r>
+        <w:rPr>
+          <w:rFonts w:ascii="Times New Roman" w:eastAsia="Times New Roman" w:hAnsi="Times New Roman" w:cs="Times New Roman"/>
+          <w:b/>
+          <w:sz w:val="20"/>
+        </w:rPr>
+        <w:tab/>
+        <w:t xml:space="preserve">   </w:t>
+      </w:r>
+      <w:r>
+        <w:rPr>
+          <w:rFonts w:ascii="Times New Roman" w:eastAsia="Times New Roman" w:hAnsi="Times New Roman" w:cs="Times New Roman"/>
+          <w:b/>
+          <w:sz w:val="20"/>
+        </w:rPr>
+        <w:t xml:space="preserve"> </w:t>
       </w:r>
     </w:p>
     <w:p>
@@ -414,8 +988,29 @@
         <w:ind w:left="-5" w:right="2395" w:hanging="10"/>
       </w:pPr>
       <w:r>
+        <w:rPr>
+          <w:rFonts w:ascii="Times New Roman" w:eastAsia="Times New Roman" w:hAnsi="Times New Roman" w:cs="Times New Roman"/>
+          <w:b/>
+          <w:sz w:val="26"/>
+        </w:rPr>
         <w:t>Sum Assured                     : {{ sum_assured }}</w:t>
       </w:r>
+      <w:proofErr w:type="gramStart"/>
+      <w:r>
+        <w:rPr>
+          <w:rFonts w:ascii="Times New Roman" w:eastAsia="Times New Roman" w:hAnsi="Times New Roman" w:cs="Times New Roman"/>
+          <w:b/>
+          <w:sz w:val="26"/>
+        </w:rPr>
+      </w:r>
+      <w:r>
+        <w:rPr>
+          <w:rFonts w:ascii="Times New Roman" w:eastAsia="Times New Roman" w:hAnsi="Times New Roman" w:cs="Times New Roman"/>
+          <w:b/>
+          <w:sz w:val="26"/>
+        </w:rPr>
+      </w:r>
+      <w:proofErr w:type="gramEnd"/>
     </w:p>
     <w:p>
       <w:pPr>
@@ -436,7 +1031,39 @@
         <w:ind w:left="-5" w:right="2395" w:hanging="10"/>
       </w:pPr>
       <w:r>
+        <w:rPr>
+          <w:rFonts w:ascii="Times New Roman" w:eastAsia="Times New Roman" w:hAnsi="Times New Roman" w:cs="Times New Roman"/>
+          <w:b/>
+          <w:sz w:val="26"/>
+        </w:rPr>
         <w:t>Dollar                                 : {{ dollar_value }}</w:t>
+      </w:r>
+      <w:proofErr w:type="gramStart"/>
+      <w:r>
+        <w:rPr>
+          <w:rFonts w:ascii="Times New Roman" w:eastAsia="Times New Roman" w:hAnsi="Times New Roman" w:cs="Times New Roman"/>
+          <w:b/>
+          <w:sz w:val="26"/>
+        </w:rPr>
+      </w:r>
+      <w:r>
+        <w:rPr>
+          <w:rFonts w:ascii="Times New Roman" w:eastAsia="Times New Roman" w:hAnsi="Times New Roman" w:cs="Times New Roman"/>
+          <w:sz w:val="26"/>
+        </w:rPr>
+      </w:r>
+      <w:proofErr w:type="gramEnd"/>
+      <w:r>
+        <w:rPr>
+          <w:rFonts w:ascii="Times New Roman" w:eastAsia="Times New Roman" w:hAnsi="Times New Roman" w:cs="Times New Roman"/>
+          <w:sz w:val="26"/>
+        </w:rPr>
+      </w:r>
+      <w:r>
+        <w:rPr>
+          <w:rFonts w:ascii="Times New Roman" w:eastAsia="Times New Roman" w:hAnsi="Times New Roman" w:cs="Times New Roman"/>
+          <w:sz w:val="26"/>
+        </w:rPr>
         <w:br/>
       </w:r>
     </w:p>
@@ -446,7 +1073,34 @@
         <w:ind w:left="-5" w:hanging="10"/>
       </w:pPr>
       <w:r>
-        <w:t xml:space="preserve">Name of goods                  : {{ name_of_goods }} </w:t>
+        <w:rPr>
+          <w:rFonts w:ascii="Times New Roman" w:eastAsia="Times New Roman" w:hAnsi="Times New Roman" w:cs="Times New Roman"/>
+          <w:b/>
+          <w:sz w:val="26"/>
+        </w:rPr>
+        <w:t>Name of goods                  : {{ name_of_goods }}</w:t>
+      </w:r>
+      <w:r>
+        <w:rPr>
+          <w:rFonts w:ascii="Times New Roman" w:eastAsia="Times New Roman" w:hAnsi="Times New Roman" w:cs="Times New Roman"/>
+          <w:b/>
+          <w:sz w:val="26"/>
+        </w:rPr>
+      </w:r>
+      <w:proofErr w:type="gramStart"/>
+      <w:r>
+        <w:rPr>
+          <w:rFonts w:ascii="Times New Roman" w:eastAsia="Times New Roman" w:hAnsi="Times New Roman" w:cs="Times New Roman"/>
+          <w:b/>
+          <w:sz w:val="26"/>
+        </w:rPr>
+      </w:r>
+      <w:proofErr w:type="gramEnd"/>
+      <w:r>
+        <w:rPr>
+          <w:rFonts w:ascii="Times New Roman" w:eastAsia="Times New Roman" w:hAnsi="Times New Roman" w:cs="Times New Roman"/>
+          <w:sz w:val="26"/>
+        </w:rPr>
       </w:r>
     </w:p>
     <w:p>
@@ -467,7 +1121,27 @@
         <w:ind w:left="-5" w:hanging="10"/>
       </w:pPr>
       <w:r>
-        <w:t xml:space="preserve">Quantity of goods            : {{ quantity_of_goods }} </w:t>
+        <w:rPr>
+          <w:rFonts w:ascii="Times New Roman" w:eastAsia="Times New Roman" w:hAnsi="Times New Roman" w:cs="Times New Roman"/>
+          <w:b/>
+          <w:sz w:val="26"/>
+        </w:rPr>
+        <w:t>Quantity of goods            : {{ quantity_of_goods }}</w:t>
+      </w:r>
+      <w:proofErr w:type="gramStart"/>
+      <w:r>
+        <w:rPr>
+          <w:rFonts w:ascii="Times New Roman" w:eastAsia="Times New Roman" w:hAnsi="Times New Roman" w:cs="Times New Roman"/>
+          <w:b/>
+          <w:sz w:val="26"/>
+        </w:rPr>
+      </w:r>
+      <w:proofErr w:type="gramEnd"/>
+      <w:r>
+        <w:rPr>
+          <w:rFonts w:ascii="Times New Roman" w:eastAsia="Times New Roman" w:hAnsi="Times New Roman" w:cs="Times New Roman"/>
+          <w:sz w:val="26"/>
+        </w:rPr>
       </w:r>
     </w:p>
     <w:p>
@@ -511,7 +1185,42 @@
         <w:ind w:left="-15"/>
       </w:pPr>
       <w:r>
-        <w:t xml:space="preserve">Port of Delivery               : {{ port_of_delivery }} </w:t>
+        <w:rPr>
+          <w:rFonts w:ascii="Times New Roman" w:eastAsia="Times New Roman" w:hAnsi="Times New Roman" w:cs="Times New Roman"/>
+          <w:b/>
+          <w:sz w:val="26"/>
+        </w:rPr>
+        <w:t>Port of Delivery               : {{ port_of_delivery }}</w:t>
+      </w:r>
+      <w:r>
+        <w:rPr>
+          <w:rFonts w:ascii="Times New Roman" w:eastAsia="Times New Roman" w:hAnsi="Times New Roman" w:cs="Times New Roman"/>
+          <w:b/>
+          <w:sz w:val="26"/>
+        </w:rPr>
+      </w:r>
+      <w:proofErr w:type="gramStart"/>
+      <w:r>
+        <w:rPr>
+          <w:rFonts w:ascii="Times New Roman" w:eastAsia="Times New Roman" w:hAnsi="Times New Roman" w:cs="Times New Roman"/>
+          <w:b/>
+          <w:sz w:val="26"/>
+        </w:rPr>
+      </w:r>
+      <w:r>
+        <w:rPr>
+          <w:rFonts w:ascii="Times New Roman" w:eastAsia="Times New Roman" w:hAnsi="Times New Roman" w:cs="Times New Roman"/>
+          <w:b/>
+          <w:sz w:val="26"/>
+        </w:rPr>
+      </w:r>
+      <w:proofErr w:type="gramEnd"/>
+      <w:r>
+        <w:rPr>
+          <w:rFonts w:ascii="Times New Roman" w:eastAsia="Times New Roman" w:hAnsi="Times New Roman" w:cs="Times New Roman"/>
+          <w:b/>
+          <w:sz w:val="26"/>
+        </w:rPr>
       </w:r>
     </w:p>
     <w:p>
@@ -599,12 +1308,80 @@
       </w:r>
     </w:p>
     <w:sectPr>
+      <w:titlePg/>
+      <w:headerReference w:type="default" r:id="rId6"/>
+      <w:footerReference w:type="default" r:id="rId7"/>
+      <w:headerReference w:type="first" r:id="rId8"/>
       <w:pgSz w:w="12240" w:h="20160"/>
-      <w:pgMar w:top="1440" w:right="644" w:bottom="1440" w:left="1268" w:header="720" w:footer="720" w:gutter="0"/>
+      <w:pgMar w:top="3456" w:right="0" w:bottom="216" w:left="504" w:header="144" w:footer="720" w:gutter="0"/>
       <w:cols w:space="720"/>
     </w:sectPr>
   </w:body>
 </w:document>
+</file>
+
+<file path=word/footer1.xml><?xml version="1.0" encoding="utf-8"?>
+<w:ftr xmlns:m="http://schemas.openxmlformats.org/officeDocument/2006/math" xmlns:mc="http://schemas.openxmlformats.org/markup-compatibility/2006" xmlns:mo="http://schemas.microsoft.com/office/mac/office/2008/main" xmlns:mv="urn:schemas-microsoft-com:mac:vml" xmlns:o="urn:schemas-microsoft-com:office:office" xmlns:r="http://schemas.openxmlformats.org/officeDocument/2006/relationships" xmlns:v="urn:schemas-microsoft-com:vml" xmlns:w10="urn:schemas-microsoft-com:office:word" xmlns:w14="http://schemas.microsoft.com/office/word/2010/wordml" xmlns:w="http://schemas.openxmlformats.org/wordprocessingml/2006/main" xmlns:wne="http://schemas.microsoft.com/office/word/2006/wordml" xmlns:wp14="http://schemas.microsoft.com/office/word/2010/wordprocessingDrawing" xmlns:wp="http://schemas.openxmlformats.org/drawingml/2006/wordprocessingDrawing" xmlns:wpc="http://schemas.microsoft.com/office/word/2010/wordprocessingCanvas" xmlns:wpg="http://schemas.microsoft.com/office/word/2010/wordprocessingGroup" xmlns:wpi="http://schemas.microsoft.com/office/word/2010/wordprocessingInk" xmlns:wps="http://schemas.microsoft.com/office/word/2010/wordprocessingShape" mc:Ignorable="w14 wp14">
+  <w:p>
+    <w:pPr>
+      <w:pStyle w:val="Footer"/>
+    </w:pPr>
+  </w:p>
+</w:ftr>
+</file>
+
+<file path=word/header1.xml><?xml version="1.0" encoding="utf-8"?>
+<w:hdr xmlns:m="http://schemas.openxmlformats.org/officeDocument/2006/math" xmlns:mc="http://schemas.openxmlformats.org/markup-compatibility/2006" xmlns:mo="http://schemas.microsoft.com/office/mac/office/2008/main" xmlns:mv="urn:schemas-microsoft-com:mac:vml" xmlns:o="urn:schemas-microsoft-com:office:office" xmlns:r="http://schemas.openxmlformats.org/officeDocument/2006/relationships" xmlns:v="urn:schemas-microsoft-com:vml" xmlns:w10="urn:schemas-microsoft-com:office:word" xmlns:w14="http://schemas.microsoft.com/office/word/2010/wordml" xmlns:w="http://schemas.openxmlformats.org/wordprocessingml/2006/main" xmlns:wne="http://schemas.microsoft.com/office/word/2006/wordml" xmlns:wp14="http://schemas.microsoft.com/office/word/2010/wordprocessingDrawing" xmlns:wp="http://schemas.openxmlformats.org/drawingml/2006/wordprocessingDrawing" xmlns:wpc="http://schemas.microsoft.com/office/word/2010/wordprocessingCanvas" xmlns:wpg="http://schemas.microsoft.com/office/word/2010/wordprocessingGroup" xmlns:wpi="http://schemas.microsoft.com/office/word/2010/wordprocessingInk" xmlns:wps="http://schemas.microsoft.com/office/word/2010/wordprocessingShape" mc:Ignorable="w14 wp14">
+  <w:p>
+    <w:pPr/>
+  </w:p>
+</w:hdr>
+</file>
+
+<file path=word/header2.xml><?xml version="1.0" encoding="utf-8"?>
+<w:hdr xmlns:m="http://schemas.openxmlformats.org/officeDocument/2006/math" xmlns:mc="http://schemas.openxmlformats.org/markup-compatibility/2006" xmlns:mo="http://schemas.microsoft.com/office/mac/office/2008/main" xmlns:mv="urn:schemas-microsoft-com:mac:vml" xmlns:o="urn:schemas-microsoft-com:office:office" xmlns:r="http://schemas.openxmlformats.org/officeDocument/2006/relationships" xmlns:v="urn:schemas-microsoft-com:vml" xmlns:w10="urn:schemas-microsoft-com:office:word" xmlns:w14="http://schemas.microsoft.com/office/word/2010/wordml" xmlns:w="http://schemas.openxmlformats.org/wordprocessingml/2006/main" xmlns:wne="http://schemas.microsoft.com/office/word/2006/wordml" xmlns:wp14="http://schemas.microsoft.com/office/word/2010/wordprocessingDrawing" xmlns:wp="http://schemas.openxmlformats.org/drawingml/2006/wordprocessingDrawing" xmlns:wpc="http://schemas.microsoft.com/office/word/2010/wordprocessingCanvas" xmlns:wpg="http://schemas.microsoft.com/office/word/2010/wordprocessingGroup" xmlns:wpi="http://schemas.microsoft.com/office/word/2010/wordprocessingInk" xmlns:wps="http://schemas.microsoft.com/office/word/2010/wordprocessingShape" mc:Ignorable="w14 wp14">
+  <w:p>
+    <w:pPr>
+      <w:spacing w:before="0" w:after="0" w:line="240" w:lineRule="auto"/>
+      <w:ind w:left="216"/>
+      <w:jc w:val="left"/>
+    </w:pPr>
+    <w:r>
+      <w:drawing>
+        <wp:inline xmlns:a="http://schemas.openxmlformats.org/drawingml/2006/main" xmlns:pic="http://schemas.openxmlformats.org/drawingml/2006/picture">
+          <wp:extent cx="6858000" cy="2094168"/>
+          <wp:docPr id="1" name="Picture 1"/>
+          <wp:cNvGraphicFramePr>
+            <a:graphicFrameLocks noChangeAspect="1"/>
+          </wp:cNvGraphicFramePr>
+          <a:graphic>
+            <a:graphicData uri="http://schemas.openxmlformats.org/drawingml/2006/picture">
+              <pic:pic>
+                <pic:nvPicPr>
+                  <pic:cNvPr id="0" name="frame.jpeg"/>
+                  <pic:cNvPicPr/>
+                </pic:nvPicPr>
+                <pic:blipFill>
+                  <a:blip r:embed="rId1"/>
+                  <a:stretch>
+                    <a:fillRect/>
+                  </a:stretch>
+                </pic:blipFill>
+                <pic:spPr>
+                  <a:xfrm>
+                    <a:off x="0" y="0"/>
+                    <a:ext cx="6858000" cy="2094168"/>
+                  </a:xfrm>
+                  <a:prstGeom prst="rect"/>
+                </pic:spPr>
+              </pic:pic>
+            </a:graphicData>
+          </a:graphic>
+        </wp:inline>
+      </w:drawing>
+    </w:r>
+  </w:p>
+</w:hdr>
 </file>
 
 <file path=word/styles.xml><?xml version="1.0" encoding="utf-8"?>

--- a/backend/templates/export_insurance.docx
+++ b/backend/templates/export_insurance.docx
@@ -302,21 +302,19 @@
           <w:b/>
           <w:sz w:val="26"/>
         </w:rPr>
-        <w:t xml:space="preserve"> </w:t>
-      </w:r>
-      <w:r>
-        <w:rPr>
-          <w:rFonts w:ascii="Times New Roman" w:eastAsia="Times New Roman" w:hAnsi="Times New Roman" w:cs="Times New Roman"/>
-          <w:sz w:val="26"/>
-        </w:rPr>
-        <w:t xml:space="preserve">Covering all risk from </w:t>
-      </w:r>
-      <w:r>
-        <w:rPr>
-          <w:rFonts w:ascii="Times New Roman" w:eastAsia="Times New Roman" w:hAnsi="Times New Roman" w:cs="Times New Roman"/>
-          <w:sz w:val="26"/>
-        </w:rPr>
-        <w:t xml:space="preserve">NAMAKKAL WARE HOUSE TO </w:t>
+        <w:t xml:space="preserve"> Covering all risk from NAMAKKAL WARE HOUSE TO {{ buyer_address }}</w:t>
+      </w:r>
+      <w:r>
+        <w:rPr>
+          <w:rFonts w:ascii="Times New Roman" w:eastAsia="Times New Roman" w:hAnsi="Times New Roman" w:cs="Times New Roman"/>
+          <w:sz w:val="26"/>
+        </w:rPr>
+      </w:r>
+      <w:r>
+        <w:rPr>
+          <w:rFonts w:ascii="Times New Roman" w:eastAsia="Times New Roman" w:hAnsi="Times New Roman" w:cs="Times New Roman"/>
+          <w:sz w:val="26"/>
+        </w:rPr>
       </w:r>
     </w:p>
     <w:p>
@@ -765,7 +763,13 @@
           <w:rFonts w:ascii="Times New Roman" w:eastAsia="Times New Roman" w:hAnsi="Times New Roman" w:cs="Times New Roman"/>
           <w:sz w:val="20"/>
         </w:rPr>
-        <w:t>Name  and</w:t>
+        <w:t>Name  and Address</w:t>
+        <w:br/>
+        <w:t>Of Importer</w:t>
+        <w:br/>
+        <w:t>{{ importer_name }}</w:t>
+        <w:br/>
+        <w:t>{{ importer_address }}</w:t>
       </w:r>
       <w:proofErr w:type="gramEnd"/>
       <w:r>
@@ -773,14 +777,12 @@
           <w:rFonts w:ascii="Times New Roman" w:eastAsia="Times New Roman" w:hAnsi="Times New Roman" w:cs="Times New Roman"/>
           <w:sz w:val="20"/>
         </w:rPr>
-        <w:t xml:space="preserve"> Address </w:t>
       </w:r>
       <w:r>
         <w:rPr>
           <w:rFonts w:ascii="Times New Roman" w:eastAsia="Times New Roman" w:hAnsi="Times New Roman" w:cs="Times New Roman"/>
           <w:sz w:val="20"/>
         </w:rPr>
-        <w:tab/>
       </w:r>
       <w:r>
         <w:rPr>
@@ -788,7 +790,6 @@
           <w:b/>
           <w:sz w:val="20"/>
         </w:rPr>
-        <w:br/>
       </w:r>
       <w:r>
         <w:rPr>
@@ -796,7 +797,6 @@
           <w:b/>
           <w:sz w:val="24"/>
         </w:rPr>
-        <w:t>Of Importer</w:t>
       </w:r>
       <w:r>
         <w:rPr>
@@ -804,7 +804,6 @@
           <w:b/>
           <w:sz w:val="20"/>
         </w:rPr>
-        <w:t xml:space="preserve">  </w:t>
       </w:r>
       <w:r>
         <w:rPr>
@@ -812,117 +811,11 @@
           <w:b/>
           <w:sz w:val="20"/>
         </w:rPr>
-        <w:t xml:space="preserve">     </w:t>
       </w:r>
       <w:r>
         <w:rPr>
           <w:noProof/>
         </w:rPr>
-        <mc:AlternateContent>
-          <mc:Choice Requires="wpg">
-            <w:drawing>
-              <wp:inline distT="0" distB="0" distL="0" distR="0" wp14:anchorId="3986977D" wp14:editId="7B6E5F76">
-                <wp:extent cx="91440" cy="457200"/>
-                <wp:effectExtent l="0" t="0" r="0" b="0"/>
-                <wp:docPr id="1721" name="Group 1721"/>
-                <wp:cNvGraphicFramePr/>
-                <a:graphic xmlns:a="http://schemas.openxmlformats.org/drawingml/2006/main">
-                  <a:graphicData uri="http://schemas.microsoft.com/office/word/2010/wordprocessingGroup">
-                    <wpg:wgp>
-                      <wpg:cNvGrpSpPr/>
-                      <wpg:grpSpPr>
-                        <a:xfrm>
-                          <a:off x="0" y="0"/>
-                          <a:ext cx="91440" cy="457200"/>
-                          <a:chOff x="0" y="0"/>
-                          <a:chExt cx="91440" cy="457200"/>
-                        </a:xfrm>
-                      </wpg:grpSpPr>
-                      <wps:wsp>
-                        <wps:cNvPr id="287" name="Shape 287"/>
-                        <wps:cNvSpPr/>
-                        <wps:spPr>
-                          <a:xfrm>
-                            <a:off x="0" y="0"/>
-                            <a:ext cx="91440" cy="457200"/>
-                          </a:xfrm>
-                          <a:custGeom>
-                            <a:avLst/>
-                            <a:gdLst/>
-                            <a:ahLst/>
-                            <a:cxnLst/>
-                            <a:rect l="0" t="0" r="0" b="0"/>
-                            <a:pathLst>
-                              <a:path w="91440" h="457200">
-                                <a:moveTo>
-                                  <a:pt x="0" y="0"/>
-                                </a:moveTo>
-                                <a:cubicBezTo>
-                                  <a:pt x="25273" y="0"/>
-                                  <a:pt x="45720" y="17018"/>
-                                  <a:pt x="45720" y="38100"/>
-                                </a:cubicBezTo>
-                                <a:lnTo>
-                                  <a:pt x="45720" y="190500"/>
-                                </a:lnTo>
-                                <a:cubicBezTo>
-                                  <a:pt x="45720" y="211582"/>
-                                  <a:pt x="66167" y="228600"/>
-                                  <a:pt x="91440" y="228600"/>
-                                </a:cubicBezTo>
-                                <a:cubicBezTo>
-                                  <a:pt x="66167" y="228600"/>
-                                  <a:pt x="45720" y="245618"/>
-                                  <a:pt x="45720" y="266700"/>
-                                </a:cubicBezTo>
-                                <a:lnTo>
-                                  <a:pt x="45720" y="419100"/>
-                                </a:lnTo>
-                                <a:cubicBezTo>
-                                  <a:pt x="45720" y="440182"/>
-                                  <a:pt x="25273" y="457200"/>
-                                  <a:pt x="0" y="457200"/>
-                                </a:cubicBezTo>
-                              </a:path>
-                            </a:pathLst>
-                          </a:custGeom>
-                          <a:ln w="9525" cap="flat">
-                            <a:round/>
-                          </a:ln>
-                        </wps:spPr>
-                        <wps:style>
-                          <a:lnRef idx="1">
-                            <a:srgbClr val="000000"/>
-                          </a:lnRef>
-                          <a:fillRef idx="0">
-                            <a:srgbClr val="000000">
-                              <a:alpha val="0"/>
-                            </a:srgbClr>
-                          </a:fillRef>
-                          <a:effectRef idx="0">
-                            <a:scrgbClr r="0" g="0" b="0"/>
-                          </a:effectRef>
-                          <a:fontRef idx="none"/>
-                        </wps:style>
-                        <wps:bodyPr/>
-                      </wps:wsp>
-                    </wpg:wgp>
-                  </a:graphicData>
-                </a:graphic>
-              </wp:inline>
-            </w:drawing>
-          </mc:Choice>
-          <mc:Fallback>
-            <w:pict>
-              <v:group w14:anchorId="5D8AD9FC" id="Group 1721" o:spid="_x0000_s1026" style="width:7.2pt;height:36pt;mso-position-horizontal-relative:char;mso-position-vertical-relative:line" coordsize="91440,457200" o:gfxdata="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">
-                <v:shape id="Shape 287" o:spid="_x0000_s1027" style="position:absolute;width:91440;height:457200;visibility:visible;mso-wrap-style:square;v-text-anchor:top" coordsize="91440,457200" o:gfxdata="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" path="m,c25273,,45720,17018,45720,38100r,152400c45720,211582,66167,228600,91440,228600v-25273,,-45720,17018,-45720,38100l45720,419100v,21082,-20447,38100,-45720,38100e" filled="f">
-                  <v:path arrowok="t" textboxrect="0,0,91440,457200"/>
-                </v:shape>
-                <w10:anchorlock/>
-              </v:group>
-            </w:pict>
-          </mc:Fallback>
-        </mc:AlternateContent>
       </w:r>
       <w:r>
         <w:rPr>
@@ -930,8 +823,6 @@
           <w:b/>
           <w:sz w:val="20"/>
         </w:rPr>
-        <w:tab/>
-        <w:t xml:space="preserve">   </w:t>
       </w:r>
       <w:r>
         <w:rPr>
@@ -939,7 +830,6 @@
           <w:b/>
           <w:sz w:val="20"/>
         </w:rPr>
-        <w:t xml:space="preserve"> </w:t>
       </w:r>
     </w:p>
     <w:p>
@@ -1271,49 +1161,11 @@
         <w:t xml:space="preserve">             Kindly   do the needful at you’re earliest and oblige </w:t>
       </w:r>
     </w:p>
-    <w:p>
-      <w:pPr>
-        <w:spacing w:after="122"/>
-      </w:pPr>
-      <w:r>
-        <w:rPr>
-          <w:rFonts w:ascii="Times New Roman" w:eastAsia="Times New Roman" w:hAnsi="Times New Roman" w:cs="Times New Roman"/>
-          <w:sz w:val="26"/>
-        </w:rPr>
-        <w:t xml:space="preserve"> </w:t>
-      </w:r>
-    </w:p>
-    <w:p>
-      <w:pPr>
-        <w:spacing w:after="0"/>
-      </w:pPr>
-      <w:r>
-        <w:rPr>
-          <w:rFonts w:ascii="Times New Roman" w:eastAsia="Times New Roman" w:hAnsi="Times New Roman" w:cs="Times New Roman"/>
-          <w:sz w:val="26"/>
-        </w:rPr>
-        <w:t xml:space="preserve"> </w:t>
-      </w:r>
-    </w:p>
-    <w:p>
-      <w:pPr>
-        <w:spacing w:after="0"/>
-      </w:pPr>
-      <w:r>
-        <w:rPr>
-          <w:rFonts w:ascii="Times New Roman" w:eastAsia="Times New Roman" w:hAnsi="Times New Roman" w:cs="Times New Roman"/>
-          <w:sz w:val="20"/>
-        </w:rPr>
-        <w:t xml:space="preserve">                                 </w:t>
-      </w:r>
-    </w:p>
     <w:sectPr>
-      <w:titlePg/>
       <w:headerReference w:type="default" r:id="rId6"/>
       <w:footerReference w:type="default" r:id="rId7"/>
-      <w:headerReference w:type="first" r:id="rId8"/>
       <w:pgSz w:w="12240" w:h="20160"/>
-      <w:pgMar w:top="3456" w:right="0" w:bottom="216" w:left="504" w:header="144" w:footer="720" w:gutter="0"/>
+      <w:pgMar w:top="1440" w:right="644" w:bottom="1440" w:left="1268" w:header="720" w:footer="720" w:gutter="0"/>
       <w:cols w:space="720"/>
     </w:sectPr>
   </w:body>
@@ -1333,53 +1185,9 @@
 <file path=word/header1.xml><?xml version="1.0" encoding="utf-8"?>
 <w:hdr xmlns:m="http://schemas.openxmlformats.org/officeDocument/2006/math" xmlns:mc="http://schemas.openxmlformats.org/markup-compatibility/2006" xmlns:mo="http://schemas.microsoft.com/office/mac/office/2008/main" xmlns:mv="urn:schemas-microsoft-com:mac:vml" xmlns:o="urn:schemas-microsoft-com:office:office" xmlns:r="http://schemas.openxmlformats.org/officeDocument/2006/relationships" xmlns:v="urn:schemas-microsoft-com:vml" xmlns:w10="urn:schemas-microsoft-com:office:word" xmlns:w14="http://schemas.microsoft.com/office/word/2010/wordml" xmlns:w="http://schemas.openxmlformats.org/wordprocessingml/2006/main" xmlns:wne="http://schemas.microsoft.com/office/word/2006/wordml" xmlns:wp14="http://schemas.microsoft.com/office/word/2010/wordprocessingDrawing" xmlns:wp="http://schemas.openxmlformats.org/drawingml/2006/wordprocessingDrawing" xmlns:wpc="http://schemas.microsoft.com/office/word/2010/wordprocessingCanvas" xmlns:wpg="http://schemas.microsoft.com/office/word/2010/wordprocessingGroup" xmlns:wpi="http://schemas.microsoft.com/office/word/2010/wordprocessingInk" xmlns:wps="http://schemas.microsoft.com/office/word/2010/wordprocessingShape" mc:Ignorable="w14 wp14">
   <w:p>
-    <w:pPr/>
-  </w:p>
-</w:hdr>
-</file>
-
-<file path=word/header2.xml><?xml version="1.0" encoding="utf-8"?>
-<w:hdr xmlns:m="http://schemas.openxmlformats.org/officeDocument/2006/math" xmlns:mc="http://schemas.openxmlformats.org/markup-compatibility/2006" xmlns:mo="http://schemas.microsoft.com/office/mac/office/2008/main" xmlns:mv="urn:schemas-microsoft-com:mac:vml" xmlns:o="urn:schemas-microsoft-com:office:office" xmlns:r="http://schemas.openxmlformats.org/officeDocument/2006/relationships" xmlns:v="urn:schemas-microsoft-com:vml" xmlns:w10="urn:schemas-microsoft-com:office:word" xmlns:w14="http://schemas.microsoft.com/office/word/2010/wordml" xmlns:w="http://schemas.openxmlformats.org/wordprocessingml/2006/main" xmlns:wne="http://schemas.microsoft.com/office/word/2006/wordml" xmlns:wp14="http://schemas.microsoft.com/office/word/2010/wordprocessingDrawing" xmlns:wp="http://schemas.openxmlformats.org/drawingml/2006/wordprocessingDrawing" xmlns:wpc="http://schemas.microsoft.com/office/word/2010/wordprocessingCanvas" xmlns:wpg="http://schemas.microsoft.com/office/word/2010/wordprocessingGroup" xmlns:wpi="http://schemas.microsoft.com/office/word/2010/wordprocessingInk" xmlns:wps="http://schemas.microsoft.com/office/word/2010/wordprocessingShape" mc:Ignorable="w14 wp14">
-  <w:p>
     <w:pPr>
-      <w:spacing w:before="0" w:after="0" w:line="240" w:lineRule="auto"/>
-      <w:ind w:left="216"/>
-      <w:jc w:val="left"/>
+      <w:pStyle w:val="Header"/>
     </w:pPr>
-    <w:r>
-      <w:drawing>
-        <wp:inline xmlns:a="http://schemas.openxmlformats.org/drawingml/2006/main" xmlns:pic="http://schemas.openxmlformats.org/drawingml/2006/picture">
-          <wp:extent cx="6858000" cy="2094168"/>
-          <wp:docPr id="1" name="Picture 1"/>
-          <wp:cNvGraphicFramePr>
-            <a:graphicFrameLocks noChangeAspect="1"/>
-          </wp:cNvGraphicFramePr>
-          <a:graphic>
-            <a:graphicData uri="http://schemas.openxmlformats.org/drawingml/2006/picture">
-              <pic:pic>
-                <pic:nvPicPr>
-                  <pic:cNvPr id="0" name="frame.jpeg"/>
-                  <pic:cNvPicPr/>
-                </pic:nvPicPr>
-                <pic:blipFill>
-                  <a:blip r:embed="rId1"/>
-                  <a:stretch>
-                    <a:fillRect/>
-                  </a:stretch>
-                </pic:blipFill>
-                <pic:spPr>
-                  <a:xfrm>
-                    <a:off x="0" y="0"/>
-                    <a:ext cx="6858000" cy="2094168"/>
-                  </a:xfrm>
-                  <a:prstGeom prst="rect"/>
-                </pic:spPr>
-              </pic:pic>
-            </a:graphicData>
-          </a:graphic>
-        </wp:inline>
-      </w:drawing>
-    </w:r>
   </w:p>
 </w:hdr>
 </file>

--- a/backend/templates/export_insurance.docx
+++ b/backend/templates/export_insurance.docx
@@ -122,22 +122,15 @@
           <w:sz w:val="26"/>
         </w:rPr>
         <w:t>To</w:t>
+      </w:r>
+      <w:r>
+        <w:rPr>
+          <w:rFonts w:ascii="Arial" w:eastAsia="Arial" w:hAnsi="Arial" w:cs="Arial"/>
+          <w:b/>
+          <w:sz w:val="26"/>
+        </w:rPr>
         <w:tab/>
         <w:t>DATE: {{ date }}</w:t>
-      </w:r>
-      <w:r>
-        <w:rPr>
-          <w:rFonts w:ascii="Arial" w:eastAsia="Arial" w:hAnsi="Arial" w:cs="Arial"/>
-          <w:b/>
-          <w:sz w:val="26"/>
-        </w:rPr>
-      </w:r>
-      <w:r>
-        <w:rPr>
-          <w:rFonts w:ascii="Arial" w:eastAsia="Arial" w:hAnsi="Arial" w:cs="Arial"/>
-          <w:b/>
-          <w:sz w:val="26"/>
-        </w:rPr>
       </w:r>
     </w:p>
     <w:p>
@@ -188,6 +181,19 @@
           <w:sz w:val="26"/>
         </w:rPr>
         <w:tab/>
+      </w:r>
+      <w:r>
+        <w:rPr>
+          <w:rFonts w:ascii="Times New Roman" w:eastAsia="Times New Roman" w:hAnsi="Times New Roman" w:cs="Times New Roman"/>
+          <w:sz w:val="26"/>
+        </w:rPr>
+        <w:t xml:space="preserve"> </w:t>
+      </w:r>
+      <w:r>
+        <w:rPr>
+          <w:rFonts w:ascii="Times New Roman" w:eastAsia="Times New Roman" w:hAnsi="Times New Roman" w:cs="Times New Roman"/>
+          <w:sz w:val="26"/>
+        </w:rPr>
         <w:t xml:space="preserve">The New India Assurance Co Ltd., </w:t>
       </w:r>
     </w:p>
@@ -198,6 +204,10 @@
         </w:tabs>
         <w:spacing w:after="12" w:line="249" w:lineRule="auto"/>
         <w:ind w:left="-15"/>
+        <w:rPr>
+          <w:rFonts w:ascii="Times New Roman" w:eastAsia="Times New Roman" w:hAnsi="Times New Roman" w:cs="Times New Roman"/>
+          <w:sz w:val="26"/>
+        </w:rPr>
       </w:pPr>
       <w:r>
         <w:rPr>
@@ -212,8 +222,30 @@
           <w:sz w:val="26"/>
         </w:rPr>
         <w:tab/>
+      </w:r>
+      <w:r>
+        <w:rPr>
+          <w:rFonts w:ascii="Times New Roman" w:eastAsia="Times New Roman" w:hAnsi="Times New Roman" w:cs="Times New Roman"/>
+          <w:sz w:val="26"/>
+        </w:rPr>
+        <w:t xml:space="preserve">  </w:t>
+      </w:r>
+      <w:r>
+        <w:rPr>
+          <w:rFonts w:ascii="Times New Roman" w:eastAsia="Times New Roman" w:hAnsi="Times New Roman" w:cs="Times New Roman"/>
+          <w:sz w:val="26"/>
+        </w:rPr>
         <w:t xml:space="preserve">Namakkal. </w:t>
       </w:r>
+    </w:p>
+    <w:p>
+      <w:pPr>
+        <w:tabs>
+          <w:tab w:val="center" w:pos="1285"/>
+        </w:tabs>
+        <w:spacing w:after="12" w:line="249" w:lineRule="auto"/>
+        <w:ind w:left="-15"/>
+      </w:pPr>
     </w:p>
     <w:p>
       <w:pPr>
@@ -291,10 +323,15 @@
         <w:t xml:space="preserve">CIF POLICY </w:t>
       </w:r>
     </w:p>
+    <w:p/>
     <w:p>
       <w:pPr>
         <w:spacing w:after="12" w:line="249" w:lineRule="auto"/>
         <w:ind w:left="-5" w:hanging="10"/>
+        <w:rPr>
+          <w:rFonts w:ascii="Times New Roman" w:eastAsia="Times New Roman" w:hAnsi="Times New Roman" w:cs="Times New Roman"/>
+          <w:sz w:val="26"/>
+        </w:rPr>
       </w:pPr>
       <w:r>
         <w:rPr>
@@ -302,40 +339,74 @@
           <w:b/>
           <w:sz w:val="26"/>
         </w:rPr>
-        <w:t xml:space="preserve"> Covering all risk from NAMAKKAL WARE HOUSE TO {{ buyer_address }}</w:t>
-      </w:r>
-      <w:r>
-        <w:rPr>
-          <w:rFonts w:ascii="Times New Roman" w:eastAsia="Times New Roman" w:hAnsi="Times New Roman" w:cs="Times New Roman"/>
-          <w:sz w:val="26"/>
-        </w:rPr>
-      </w:r>
-      <w:r>
-        <w:rPr>
-          <w:rFonts w:ascii="Times New Roman" w:eastAsia="Times New Roman" w:hAnsi="Times New Roman" w:cs="Times New Roman"/>
-          <w:sz w:val="26"/>
-        </w:rPr>
+        <w:t xml:space="preserve"> Covering all risk from NAMAKKAL WARE HOUSE TO </w:t>
+      </w:r>
+      <w:proofErr w:type="gramStart"/>
+      <w:r>
+        <w:rPr>
+          <w:rFonts w:ascii="Arial" w:eastAsia="Arial" w:hAnsi="Arial" w:cs="Arial"/>
+          <w:b/>
+          <w:sz w:val="26"/>
+        </w:rPr>
+        <w:t xml:space="preserve">{{ </w:t>
+      </w:r>
+      <w:proofErr w:type="spellStart"/>
+      <w:r>
+        <w:rPr>
+          <w:rFonts w:ascii="Arial" w:eastAsia="Arial" w:hAnsi="Arial" w:cs="Arial"/>
+          <w:b/>
+          <w:sz w:val="26"/>
+        </w:rPr>
+        <w:t>buyer</w:t>
+      </w:r>
+      <w:proofErr w:type="gramEnd"/>
+      <w:r>
+        <w:rPr>
+          <w:rFonts w:ascii="Arial" w:eastAsia="Arial" w:hAnsi="Arial" w:cs="Arial"/>
+          <w:b/>
+          <w:sz w:val="26"/>
+        </w:rPr>
+        <w:t>_</w:t>
+      </w:r>
+      <w:proofErr w:type="gramStart"/>
+      <w:r>
+        <w:rPr>
+          <w:rFonts w:ascii="Arial" w:eastAsia="Arial" w:hAnsi="Arial" w:cs="Arial"/>
+          <w:b/>
+          <w:sz w:val="26"/>
+        </w:rPr>
+        <w:t>address</w:t>
+      </w:r>
+      <w:proofErr w:type="spellEnd"/>
+      <w:r>
+        <w:rPr>
+          <w:rFonts w:ascii="Arial" w:eastAsia="Arial" w:hAnsi="Arial" w:cs="Arial"/>
+          <w:b/>
+          <w:sz w:val="26"/>
+        </w:rPr>
+        <w:t xml:space="preserve"> }}</w:t>
+      </w:r>
+      <w:r>
+        <w:rPr>
+          <w:rFonts w:ascii="Times New Roman" w:eastAsia="Times New Roman" w:hAnsi="Times New Roman" w:cs="Times New Roman"/>
+          <w:sz w:val="26"/>
+        </w:rPr>
+        <w:t>With</w:t>
+      </w:r>
+      <w:proofErr w:type="gramEnd"/>
+      <w:r>
+        <w:rPr>
+          <w:rFonts w:ascii="Times New Roman" w:eastAsia="Times New Roman" w:hAnsi="Times New Roman" w:cs="Times New Roman"/>
+          <w:sz w:val="26"/>
+        </w:rPr>
+        <w:t xml:space="preserve"> reference to above-mentioned matter, we hereby request   you to issue to the policy for the following container. </w:t>
       </w:r>
     </w:p>
     <w:p>
       <w:pPr>
         <w:spacing w:after="12" w:line="249" w:lineRule="auto"/>
-        <w:ind w:left="-15" w:firstLine="720"/>
-      </w:pPr>
-      <w:r>
-        <w:rPr>
-          <w:rFonts w:ascii="Times New Roman" w:eastAsia="Times New Roman" w:hAnsi="Times New Roman" w:cs="Times New Roman"/>
-          <w:sz w:val="26"/>
-        </w:rPr>
-        <w:t xml:space="preserve">With reference to above-mentioned matter, </w:t>
-      </w:r>
-      <w:r>
-        <w:rPr>
-          <w:rFonts w:ascii="Times New Roman" w:eastAsia="Times New Roman" w:hAnsi="Times New Roman" w:cs="Times New Roman"/>
-          <w:sz w:val="26"/>
-        </w:rPr>
-        <w:t xml:space="preserve">we hereby request   you to issue to the policy for the following container. </w:t>
-      </w:r>
+        <w:ind w:left="-5" w:hanging="10"/>
+      </w:pPr>
     </w:p>
     <w:p>
       <w:pPr>
@@ -351,44 +422,61 @@
           <w:b/>
           <w:sz w:val="26"/>
         </w:rPr>
-        <w:t>Date of loading                   : {{ invoice_date }}</w:t>
-      </w:r>
-      <w:r>
-        <w:rPr>
-          <w:rFonts w:ascii="Times New Roman" w:eastAsia="Times New Roman" w:hAnsi="Times New Roman" w:cs="Times New Roman"/>
-          <w:b/>
-          <w:sz w:val="26"/>
-        </w:rPr>
-      </w:r>
-      <w:r>
-        <w:rPr>
-          <w:rFonts w:ascii="Times New Roman" w:eastAsia="Times New Roman" w:hAnsi="Times New Roman" w:cs="Times New Roman"/>
-          <w:b/>
-          <w:sz w:val="26"/>
-        </w:rPr>
-      </w:r>
-      <w:proofErr w:type="gramStart"/>
-      <w:r>
-        <w:rPr>
-          <w:rFonts w:ascii="Times New Roman" w:eastAsia="Times New Roman" w:hAnsi="Times New Roman" w:cs="Times New Roman"/>
-          <w:b/>
-          <w:sz w:val="26"/>
-        </w:rPr>
-      </w:r>
-      <w:proofErr w:type="gramEnd"/>
-      <w:r>
-        <w:rPr>
-          <w:rFonts w:ascii="Times New Roman" w:eastAsia="Times New Roman" w:hAnsi="Times New Roman" w:cs="Times New Roman"/>
-          <w:b/>
-          <w:sz w:val="26"/>
-        </w:rPr>
-      </w:r>
-      <w:r>
-        <w:rPr>
-          <w:rFonts w:ascii="Times New Roman" w:eastAsia="Times New Roman" w:hAnsi="Times New Roman" w:cs="Times New Roman"/>
-          <w:b/>
-          <w:sz w:val="26"/>
-        </w:rPr>
+        <w:t xml:space="preserve">Date of loading                </w:t>
+      </w:r>
+      <w:proofErr w:type="gramStart"/>
+      <w:r>
+        <w:rPr>
+          <w:rFonts w:ascii="Times New Roman" w:eastAsia="Times New Roman" w:hAnsi="Times New Roman" w:cs="Times New Roman"/>
+          <w:b/>
+          <w:sz w:val="26"/>
+        </w:rPr>
+        <w:t xml:space="preserve">  :</w:t>
+      </w:r>
+      <w:proofErr w:type="gramEnd"/>
+      <w:r>
+        <w:rPr>
+          <w:rFonts w:ascii="Times New Roman" w:eastAsia="Times New Roman" w:hAnsi="Times New Roman" w:cs="Times New Roman"/>
+          <w:b/>
+          <w:sz w:val="26"/>
+        </w:rPr>
+        <w:t xml:space="preserve"> </w:t>
+      </w:r>
+      <w:proofErr w:type="gramStart"/>
+      <w:r>
+        <w:rPr>
+          <w:rFonts w:ascii="Times New Roman" w:eastAsia="Times New Roman" w:hAnsi="Times New Roman" w:cs="Times New Roman"/>
+          <w:b/>
+          <w:sz w:val="26"/>
+        </w:rPr>
+        <w:t>{{ invoice</w:t>
+      </w:r>
+      <w:proofErr w:type="gramEnd"/>
+      <w:r>
+        <w:rPr>
+          <w:rFonts w:ascii="Times New Roman" w:eastAsia="Times New Roman" w:hAnsi="Times New Roman" w:cs="Times New Roman"/>
+          <w:b/>
+          <w:sz w:val="26"/>
+        </w:rPr>
+        <w:t>_</w:t>
+      </w:r>
+      <w:proofErr w:type="gramStart"/>
+      <w:r>
+        <w:rPr>
+          <w:rFonts w:ascii="Times New Roman" w:eastAsia="Times New Roman" w:hAnsi="Times New Roman" w:cs="Times New Roman"/>
+          <w:b/>
+          <w:sz w:val="26"/>
+        </w:rPr>
+        <w:t>date }</w:t>
+      </w:r>
+      <w:proofErr w:type="gramEnd"/>
+      <w:r>
+        <w:rPr>
+          <w:rFonts w:ascii="Times New Roman" w:eastAsia="Times New Roman" w:hAnsi="Times New Roman" w:cs="Times New Roman"/>
+          <w:b/>
+          <w:sz w:val="26"/>
+        </w:rPr>
+        <w:t>}</w:t>
       </w:r>
     </w:p>
     <w:p>
@@ -402,77 +490,141 @@
           <w:b/>
           <w:sz w:val="26"/>
         </w:rPr>
-        <w:t>Invoice no/Date                  : {{ invoice_no }}                                   DT : {{ invoice_date }}</w:t>
+        <w:t xml:space="preserve">Invoice no/Date               </w:t>
+      </w:r>
+      <w:proofErr w:type="gramStart"/>
+      <w:r>
+        <w:rPr>
+          <w:rFonts w:ascii="Times New Roman" w:eastAsia="Times New Roman" w:hAnsi="Times New Roman" w:cs="Times New Roman"/>
+          <w:b/>
+          <w:sz w:val="26"/>
+        </w:rPr>
+        <w:t xml:space="preserve">  :</w:t>
+      </w:r>
+      <w:proofErr w:type="gramEnd"/>
+      <w:r>
+        <w:rPr>
+          <w:rFonts w:ascii="Times New Roman" w:eastAsia="Times New Roman" w:hAnsi="Times New Roman" w:cs="Times New Roman"/>
+          <w:b/>
+          <w:sz w:val="26"/>
+        </w:rPr>
+        <w:t xml:space="preserve"> </w:t>
+      </w:r>
+      <w:proofErr w:type="gramStart"/>
+      <w:r>
+        <w:rPr>
+          <w:rFonts w:ascii="Times New Roman" w:eastAsia="Times New Roman" w:hAnsi="Times New Roman" w:cs="Times New Roman"/>
+          <w:b/>
+          <w:sz w:val="26"/>
+        </w:rPr>
+        <w:t xml:space="preserve">{{ </w:t>
+      </w:r>
+      <w:proofErr w:type="spellStart"/>
+      <w:r>
+        <w:rPr>
+          <w:rFonts w:ascii="Times New Roman" w:eastAsia="Times New Roman" w:hAnsi="Times New Roman" w:cs="Times New Roman"/>
+          <w:b/>
+          <w:sz w:val="26"/>
+        </w:rPr>
+        <w:t>invoice</w:t>
+      </w:r>
+      <w:proofErr w:type="gramEnd"/>
+      <w:r>
+        <w:rPr>
+          <w:rFonts w:ascii="Times New Roman" w:eastAsia="Times New Roman" w:hAnsi="Times New Roman" w:cs="Times New Roman"/>
+          <w:b/>
+          <w:sz w:val="26"/>
+        </w:rPr>
+        <w:t>_</w:t>
+      </w:r>
+      <w:proofErr w:type="gramStart"/>
+      <w:r>
+        <w:rPr>
+          <w:rFonts w:ascii="Times New Roman" w:eastAsia="Times New Roman" w:hAnsi="Times New Roman" w:cs="Times New Roman"/>
+          <w:b/>
+          <w:sz w:val="26"/>
+        </w:rPr>
+        <w:t>no</w:t>
+      </w:r>
+      <w:proofErr w:type="spellEnd"/>
+      <w:r>
+        <w:rPr>
+          <w:rFonts w:ascii="Times New Roman" w:eastAsia="Times New Roman" w:hAnsi="Times New Roman" w:cs="Times New Roman"/>
+          <w:b/>
+          <w:sz w:val="26"/>
+        </w:rPr>
+        <w:t xml:space="preserve"> }</w:t>
+      </w:r>
+      <w:proofErr w:type="gramEnd"/>
+      <w:r>
+        <w:rPr>
+          <w:rFonts w:ascii="Times New Roman" w:eastAsia="Times New Roman" w:hAnsi="Times New Roman" w:cs="Times New Roman"/>
+          <w:b/>
+          <w:sz w:val="26"/>
+        </w:rPr>
+        <w:t xml:space="preserve">}        </w:t>
+      </w:r>
+      <w:proofErr w:type="gramStart"/>
+      <w:r>
+        <w:rPr>
+          <w:rFonts w:ascii="Times New Roman" w:eastAsia="Times New Roman" w:hAnsi="Times New Roman" w:cs="Times New Roman"/>
+          <w:b/>
+          <w:sz w:val="26"/>
+        </w:rPr>
+        <w:t>DT :</w:t>
+      </w:r>
+      <w:proofErr w:type="gramEnd"/>
+      <w:r>
+        <w:rPr>
+          <w:rFonts w:ascii="Times New Roman" w:eastAsia="Times New Roman" w:hAnsi="Times New Roman" w:cs="Times New Roman"/>
+          <w:b/>
+          <w:sz w:val="26"/>
+        </w:rPr>
+        <w:t xml:space="preserve"> </w:t>
+      </w:r>
+      <w:proofErr w:type="gramStart"/>
+      <w:r>
+        <w:rPr>
+          <w:rFonts w:ascii="Times New Roman" w:eastAsia="Times New Roman" w:hAnsi="Times New Roman" w:cs="Times New Roman"/>
+          <w:b/>
+          <w:sz w:val="26"/>
+        </w:rPr>
+        <w:t xml:space="preserve">{{ </w:t>
+      </w:r>
+      <w:proofErr w:type="spellStart"/>
+      <w:r>
+        <w:rPr>
+          <w:rFonts w:ascii="Times New Roman" w:eastAsia="Times New Roman" w:hAnsi="Times New Roman" w:cs="Times New Roman"/>
+          <w:b/>
+          <w:sz w:val="26"/>
+        </w:rPr>
+        <w:t>invoice</w:t>
+      </w:r>
+      <w:proofErr w:type="gramEnd"/>
+      <w:r>
+        <w:rPr>
+          <w:rFonts w:ascii="Times New Roman" w:eastAsia="Times New Roman" w:hAnsi="Times New Roman" w:cs="Times New Roman"/>
+          <w:b/>
+          <w:sz w:val="26"/>
+        </w:rPr>
+        <w:t>_date</w:t>
+      </w:r>
+      <w:proofErr w:type="spellEnd"/>
+      <w:r>
+        <w:rPr>
+          <w:rFonts w:ascii="Times New Roman" w:eastAsia="Times New Roman" w:hAnsi="Times New Roman" w:cs="Times New Roman"/>
+          <w:b/>
+          <w:sz w:val="26"/>
+        </w:rPr>
+        <w:t xml:space="preserve"> }}</w:t>
+      </w:r>
+      <w:r>
+        <w:rPr>
+          <w:rFonts w:ascii="Times New Roman" w:eastAsia="Times New Roman" w:hAnsi="Times New Roman" w:cs="Times New Roman"/>
+          <w:b/>
+          <w:sz w:val="26"/>
+        </w:rPr>
         <w:br/>
-        <w:t>Container no                     : {{ container_no }}</w:t>
-      </w:r>
-      <w:r>
-        <w:rPr>
-          <w:rFonts w:ascii="Times New Roman" w:eastAsia="Times New Roman" w:hAnsi="Times New Roman" w:cs="Times New Roman"/>
-          <w:sz w:val="26"/>
-        </w:rPr>
-      </w:r>
-      <w:proofErr w:type="gramStart"/>
-      <w:r>
-        <w:rPr>
-          <w:rFonts w:ascii="Times New Roman" w:eastAsia="Times New Roman" w:hAnsi="Times New Roman" w:cs="Times New Roman"/>
-          <w:sz w:val="26"/>
-        </w:rPr>
-      </w:r>
-      <w:proofErr w:type="gramEnd"/>
-      <w:r>
-        <w:rPr>
-          <w:rFonts w:ascii="Times New Roman" w:eastAsia="Times New Roman" w:hAnsi="Times New Roman" w:cs="Times New Roman"/>
-          <w:sz w:val="26"/>
-        </w:rPr>
-      </w:r>
-      <w:r>
-        <w:rPr>
-          <w:rFonts w:ascii="Times New Roman" w:eastAsia="Times New Roman" w:hAnsi="Times New Roman" w:cs="Times New Roman"/>
-          <w:sz w:val="26"/>
-        </w:rPr>
-      </w:r>
-      <w:proofErr w:type="gramStart"/>
-      <w:r>
-        <w:rPr>
-          <w:rFonts w:ascii="Times New Roman" w:eastAsia="Times New Roman" w:hAnsi="Times New Roman" w:cs="Times New Roman"/>
-          <w:sz w:val="26"/>
-        </w:rPr>
-      </w:r>
-      <w:r>
-        <w:rPr>
-          <w:rFonts w:ascii="Times New Roman" w:eastAsia="Times New Roman" w:hAnsi="Times New Roman" w:cs="Times New Roman"/>
-          <w:sz w:val="26"/>
-        </w:rPr>
-      </w:r>
-      <w:r>
-        <w:rPr>
-          <w:rFonts w:ascii="Times New Roman" w:eastAsia="Times New Roman" w:hAnsi="Times New Roman" w:cs="Times New Roman"/>
-          <w:sz w:val="26"/>
-        </w:rPr>
-      </w:r>
-      <w:proofErr w:type="gramEnd"/>
-      <w:r>
-        <w:rPr>
-          <w:rFonts w:ascii="Times New Roman" w:eastAsia="Times New Roman" w:hAnsi="Times New Roman" w:cs="Times New Roman"/>
-          <w:b/>
-          <w:sz w:val="26"/>
-        </w:rPr>
-      </w:r>
-      <w:r>
-        <w:rPr>
-          <w:rFonts w:ascii="Times New Roman" w:eastAsia="Times New Roman" w:hAnsi="Times New Roman" w:cs="Times New Roman"/>
-          <w:b/>
-          <w:sz w:val="26"/>
-        </w:rPr>
-        <w:br/>
-      </w:r>
-      <w:r>
-        <w:rPr>
-          <w:rFonts w:ascii="Times New Roman" w:eastAsia="Times New Roman" w:hAnsi="Times New Roman" w:cs="Times New Roman"/>
-          <w:b/>
-          <w:sz w:val="26"/>
-        </w:rPr>
         <w:t xml:space="preserve">Container no                   </w:t>
       </w:r>
       <w:proofErr w:type="gramStart"/>
@@ -482,16 +634,53 @@
           <w:b/>
           <w:sz w:val="26"/>
         </w:rPr>
-        <w:t xml:space="preserve">  </w:t>
-      </w:r>
-      <w:r>
-        <w:rPr>
-          <w:rFonts w:ascii="Times New Roman" w:eastAsia="Times New Roman" w:hAnsi="Times New Roman" w:cs="Times New Roman"/>
-          <w:sz w:val="26"/>
-        </w:rPr>
-        <w:t>:</w:t>
-      </w:r>
-      <w:proofErr w:type="gramEnd"/>
+        <w:t xml:space="preserve">  :</w:t>
+      </w:r>
+      <w:proofErr w:type="gramEnd"/>
+      <w:r>
+        <w:rPr>
+          <w:rFonts w:ascii="Times New Roman" w:eastAsia="Times New Roman" w:hAnsi="Times New Roman" w:cs="Times New Roman"/>
+          <w:b/>
+          <w:sz w:val="26"/>
+        </w:rPr>
+        <w:t xml:space="preserve"> </w:t>
+      </w:r>
+      <w:proofErr w:type="gramStart"/>
+      <w:r>
+        <w:rPr>
+          <w:rFonts w:ascii="Times New Roman" w:eastAsia="Times New Roman" w:hAnsi="Times New Roman" w:cs="Times New Roman"/>
+          <w:b/>
+          <w:sz w:val="26"/>
+        </w:rPr>
+        <w:t>{{ container</w:t>
+      </w:r>
+      <w:proofErr w:type="gramEnd"/>
+      <w:r>
+        <w:rPr>
+          <w:rFonts w:ascii="Times New Roman" w:eastAsia="Times New Roman" w:hAnsi="Times New Roman" w:cs="Times New Roman"/>
+          <w:b/>
+          <w:sz w:val="26"/>
+        </w:rPr>
+        <w:t>_</w:t>
+      </w:r>
+      <w:proofErr w:type="gramStart"/>
+      <w:r>
+        <w:rPr>
+          <w:rFonts w:ascii="Times New Roman" w:eastAsia="Times New Roman" w:hAnsi="Times New Roman" w:cs="Times New Roman"/>
+          <w:b/>
+          <w:sz w:val="26"/>
+        </w:rPr>
+        <w:t>no }</w:t>
+      </w:r>
+      <w:proofErr w:type="gramEnd"/>
+      <w:r>
+        <w:rPr>
+          <w:rFonts w:ascii="Times New Roman" w:eastAsia="Times New Roman" w:hAnsi="Times New Roman" w:cs="Times New Roman"/>
+          <w:b/>
+          <w:sz w:val="26"/>
+        </w:rPr>
+        <w:t>}</w:t>
+      </w:r>
       <w:r>
         <w:rPr>
           <w:rFonts w:ascii="Times New Roman" w:eastAsia="Times New Roman" w:hAnsi="Times New Roman" w:cs="Times New Roman"/>
@@ -517,23 +706,61 @@
           <w:b/>
           <w:sz w:val="26"/>
         </w:rPr>
-        <w:t>Seal No’s                            : {{ seal_nos }}</w:t>
-      </w:r>
-      <w:proofErr w:type="gramStart"/>
-      <w:r>
-        <w:rPr>
-          <w:rFonts w:ascii="Times New Roman" w:eastAsia="Times New Roman" w:hAnsi="Times New Roman" w:cs="Times New Roman"/>
-          <w:b/>
-          <w:sz w:val="26"/>
-        </w:rPr>
-      </w:r>
-      <w:proofErr w:type="gramEnd"/>
-      <w:r>
-        <w:rPr>
-          <w:rFonts w:ascii="Times New Roman" w:eastAsia="Times New Roman" w:hAnsi="Times New Roman" w:cs="Times New Roman"/>
-          <w:b/>
-          <w:sz w:val="26"/>
-        </w:rPr>
+        <w:t xml:space="preserve">Seal No’s                         </w:t>
+      </w:r>
+      <w:proofErr w:type="gramStart"/>
+      <w:r>
+        <w:rPr>
+          <w:rFonts w:ascii="Times New Roman" w:eastAsia="Times New Roman" w:hAnsi="Times New Roman" w:cs="Times New Roman"/>
+          <w:b/>
+          <w:sz w:val="26"/>
+        </w:rPr>
+        <w:t xml:space="preserve">  :</w:t>
+      </w:r>
+      <w:proofErr w:type="gramEnd"/>
+      <w:r>
+        <w:rPr>
+          <w:rFonts w:ascii="Times New Roman" w:eastAsia="Times New Roman" w:hAnsi="Times New Roman" w:cs="Times New Roman"/>
+          <w:b/>
+          <w:sz w:val="26"/>
+        </w:rPr>
+        <w:t xml:space="preserve"> </w:t>
+      </w:r>
+      <w:proofErr w:type="gramStart"/>
+      <w:r>
+        <w:rPr>
+          <w:rFonts w:ascii="Times New Roman" w:eastAsia="Times New Roman" w:hAnsi="Times New Roman" w:cs="Times New Roman"/>
+          <w:b/>
+          <w:sz w:val="26"/>
+        </w:rPr>
+        <w:t>{{ seal</w:t>
+      </w:r>
+      <w:proofErr w:type="gramEnd"/>
+      <w:r>
+        <w:rPr>
+          <w:rFonts w:ascii="Times New Roman" w:eastAsia="Times New Roman" w:hAnsi="Times New Roman" w:cs="Times New Roman"/>
+          <w:b/>
+          <w:sz w:val="26"/>
+        </w:rPr>
+        <w:t>_</w:t>
+      </w:r>
+      <w:proofErr w:type="gramStart"/>
+      <w:r>
+        <w:rPr>
+          <w:rFonts w:ascii="Times New Roman" w:eastAsia="Times New Roman" w:hAnsi="Times New Roman" w:cs="Times New Roman"/>
+          <w:b/>
+          <w:sz w:val="26"/>
+        </w:rPr>
+        <w:t>nos }</w:t>
+      </w:r>
+      <w:proofErr w:type="gramEnd"/>
+      <w:r>
+        <w:rPr>
+          <w:rFonts w:ascii="Times New Roman" w:eastAsia="Times New Roman" w:hAnsi="Times New Roman" w:cs="Times New Roman"/>
+          <w:b/>
+          <w:sz w:val="26"/>
+        </w:rPr>
+        <w:t>}</w:t>
       </w:r>
     </w:p>
     <w:p>
@@ -551,37 +778,61 @@
           <w:b/>
           <w:sz w:val="26"/>
         </w:rPr>
-        <w:t>Truck                                  : {{ truck_no }}</w:t>
-      </w:r>
-      <w:r>
-        <w:rPr>
-          <w:rFonts w:ascii="Times New Roman" w:eastAsia="Times New Roman" w:hAnsi="Times New Roman" w:cs="Times New Roman"/>
-          <w:b/>
-          <w:sz w:val="26"/>
-        </w:rPr>
-      </w:r>
-      <w:r>
-        <w:rPr>
-          <w:rFonts w:ascii="Times New Roman" w:eastAsia="Times New Roman" w:hAnsi="Times New Roman" w:cs="Times New Roman"/>
-          <w:b/>
-          <w:sz w:val="26"/>
-        </w:rPr>
-      </w:r>
-      <w:proofErr w:type="gramStart"/>
-      <w:r>
-        <w:rPr>
-          <w:rFonts w:ascii="Times New Roman" w:eastAsia="Times New Roman" w:hAnsi="Times New Roman" w:cs="Times New Roman"/>
-          <w:b/>
-          <w:sz w:val="26"/>
-        </w:rPr>
-      </w:r>
-      <w:proofErr w:type="gramEnd"/>
-      <w:r>
-        <w:rPr>
-          <w:rFonts w:ascii="Times New Roman" w:eastAsia="Times New Roman" w:hAnsi="Times New Roman" w:cs="Times New Roman"/>
-          <w:b/>
-          <w:sz w:val="26"/>
-        </w:rPr>
+        <w:t xml:space="preserve">Truck                               </w:t>
+      </w:r>
+      <w:proofErr w:type="gramStart"/>
+      <w:r>
+        <w:rPr>
+          <w:rFonts w:ascii="Times New Roman" w:eastAsia="Times New Roman" w:hAnsi="Times New Roman" w:cs="Times New Roman"/>
+          <w:b/>
+          <w:sz w:val="26"/>
+        </w:rPr>
+        <w:t xml:space="preserve">  :</w:t>
+      </w:r>
+      <w:proofErr w:type="gramEnd"/>
+      <w:r>
+        <w:rPr>
+          <w:rFonts w:ascii="Times New Roman" w:eastAsia="Times New Roman" w:hAnsi="Times New Roman" w:cs="Times New Roman"/>
+          <w:b/>
+          <w:sz w:val="26"/>
+        </w:rPr>
+        <w:t xml:space="preserve"> </w:t>
+      </w:r>
+      <w:proofErr w:type="gramStart"/>
+      <w:r>
+        <w:rPr>
+          <w:rFonts w:ascii="Times New Roman" w:eastAsia="Times New Roman" w:hAnsi="Times New Roman" w:cs="Times New Roman"/>
+          <w:b/>
+          <w:sz w:val="26"/>
+        </w:rPr>
+        <w:t>{{ truck</w:t>
+      </w:r>
+      <w:proofErr w:type="gramEnd"/>
+      <w:r>
+        <w:rPr>
+          <w:rFonts w:ascii="Times New Roman" w:eastAsia="Times New Roman" w:hAnsi="Times New Roman" w:cs="Times New Roman"/>
+          <w:b/>
+          <w:sz w:val="26"/>
+        </w:rPr>
+        <w:t>_</w:t>
+      </w:r>
+      <w:proofErr w:type="gramStart"/>
+      <w:r>
+        <w:rPr>
+          <w:rFonts w:ascii="Times New Roman" w:eastAsia="Times New Roman" w:hAnsi="Times New Roman" w:cs="Times New Roman"/>
+          <w:b/>
+          <w:sz w:val="26"/>
+        </w:rPr>
+        <w:t>no }</w:t>
+      </w:r>
+      <w:proofErr w:type="gramEnd"/>
+      <w:r>
+        <w:rPr>
+          <w:rFonts w:ascii="Times New Roman" w:eastAsia="Times New Roman" w:hAnsi="Times New Roman" w:cs="Times New Roman"/>
+          <w:b/>
+          <w:sz w:val="26"/>
+        </w:rPr>
+        <w:t>}</w:t>
       </w:r>
     </w:p>
     <w:p>
@@ -600,46 +851,95 @@
           <w:b/>
           <w:sz w:val="26"/>
         </w:rPr>
-        <w:t xml:space="preserve">Risk Cover                 :       {{ risk_cover }} </w:t>
-      </w:r>
-      <w:proofErr w:type="gramStart"/>
-      <w:r>
-        <w:rPr>
-          <w:rFonts w:ascii="Times New Roman" w:eastAsia="Times New Roman" w:hAnsi="Times New Roman" w:cs="Times New Roman"/>
-          <w:b/>
-          <w:sz w:val="26"/>
-        </w:rPr>
-      </w:r>
-      <w:r>
-        <w:rPr>
-          <w:rFonts w:ascii="Times New Roman" w:eastAsia="Times New Roman" w:hAnsi="Times New Roman" w:cs="Times New Roman"/>
-          <w:sz w:val="26"/>
-        </w:rPr>
-      </w:r>
-      <w:r>
-        <w:rPr>
-          <w:rFonts w:ascii="Times New Roman" w:eastAsia="Times New Roman" w:hAnsi="Times New Roman" w:cs="Times New Roman"/>
-          <w:sz w:val="26"/>
-        </w:rPr>
-      </w:r>
-      <w:proofErr w:type="gramEnd"/>
-      <w:r>
-        <w:rPr>
-          <w:rFonts w:ascii="Times New Roman" w:eastAsia="Times New Roman" w:hAnsi="Times New Roman" w:cs="Times New Roman"/>
-          <w:sz w:val="26"/>
-        </w:rPr>
-      </w:r>
-      <w:r>
-        <w:rPr>
-          <w:rFonts w:ascii="Times New Roman" w:eastAsia="Times New Roman" w:hAnsi="Times New Roman" w:cs="Times New Roman"/>
-          <w:sz w:val="26"/>
-        </w:rPr>
-      </w:r>
-      <w:r>
-        <w:rPr>
-          <w:rFonts w:ascii="Times New Roman" w:eastAsia="Times New Roman" w:hAnsi="Times New Roman" w:cs="Times New Roman"/>
-          <w:sz w:val="26"/>
-        </w:rPr>
+        <w:t xml:space="preserve">Risk Cover                 </w:t>
+      </w:r>
+      <w:r>
+        <w:rPr>
+          <w:rFonts w:ascii="Times New Roman" w:eastAsia="Times New Roman" w:hAnsi="Times New Roman" w:cs="Times New Roman"/>
+          <w:b/>
+          <w:sz w:val="26"/>
+        </w:rPr>
+        <w:t xml:space="preserve">     </w:t>
+      </w:r>
+      <w:proofErr w:type="gramStart"/>
+      <w:r>
+        <w:rPr>
+          <w:rFonts w:ascii="Times New Roman" w:eastAsia="Times New Roman" w:hAnsi="Times New Roman" w:cs="Times New Roman"/>
+          <w:b/>
+          <w:sz w:val="26"/>
+        </w:rPr>
+        <w:t xml:space="preserve">  </w:t>
+      </w:r>
+      <w:r>
+        <w:rPr>
+          <w:rFonts w:ascii="Times New Roman" w:eastAsia="Times New Roman" w:hAnsi="Times New Roman" w:cs="Times New Roman"/>
+          <w:b/>
+          <w:sz w:val="26"/>
+        </w:rPr>
+        <w:t>:</w:t>
+      </w:r>
+      <w:proofErr w:type="gramEnd"/>
+      <w:r>
+        <w:rPr>
+          <w:rFonts w:ascii="Times New Roman" w:eastAsia="Times New Roman" w:hAnsi="Times New Roman" w:cs="Times New Roman"/>
+          <w:b/>
+          <w:sz w:val="26"/>
+        </w:rPr>
+        <w:t xml:space="preserve"> </w:t>
+      </w:r>
+      <w:proofErr w:type="gramStart"/>
+      <w:r>
+        <w:rPr>
+          <w:rFonts w:ascii="Times New Roman" w:eastAsia="Times New Roman" w:hAnsi="Times New Roman" w:cs="Times New Roman"/>
+          <w:b/>
+          <w:sz w:val="26"/>
+        </w:rPr>
+        <w:t xml:space="preserve">{{ </w:t>
+      </w:r>
+      <w:proofErr w:type="spellStart"/>
+      <w:r>
+        <w:rPr>
+          <w:rFonts w:ascii="Times New Roman" w:eastAsia="Times New Roman" w:hAnsi="Times New Roman" w:cs="Times New Roman"/>
+          <w:b/>
+          <w:sz w:val="26"/>
+        </w:rPr>
+        <w:t>risk</w:t>
+      </w:r>
+      <w:proofErr w:type="gramEnd"/>
+      <w:r>
+        <w:rPr>
+          <w:rFonts w:ascii="Times New Roman" w:eastAsia="Times New Roman" w:hAnsi="Times New Roman" w:cs="Times New Roman"/>
+          <w:b/>
+          <w:sz w:val="26"/>
+        </w:rPr>
+        <w:t>_</w:t>
+      </w:r>
+      <w:proofErr w:type="gramStart"/>
+      <w:r>
+        <w:rPr>
+          <w:rFonts w:ascii="Times New Roman" w:eastAsia="Times New Roman" w:hAnsi="Times New Roman" w:cs="Times New Roman"/>
+          <w:b/>
+          <w:sz w:val="26"/>
+        </w:rPr>
+        <w:t>cover</w:t>
+      </w:r>
+      <w:proofErr w:type="spellEnd"/>
+      <w:r>
+        <w:rPr>
+          <w:rFonts w:ascii="Times New Roman" w:eastAsia="Times New Roman" w:hAnsi="Times New Roman" w:cs="Times New Roman"/>
+          <w:b/>
+          <w:sz w:val="26"/>
+        </w:rPr>
+        <w:t xml:space="preserve"> }</w:t>
+      </w:r>
+      <w:proofErr w:type="gramEnd"/>
+      <w:r>
+        <w:rPr>
+          <w:rFonts w:ascii="Times New Roman" w:eastAsia="Times New Roman" w:hAnsi="Times New Roman" w:cs="Times New Roman"/>
+          <w:b/>
+          <w:sz w:val="26"/>
+        </w:rPr>
+        <w:t xml:space="preserve">} </w:t>
       </w:r>
     </w:p>
     <w:p>
@@ -656,14 +956,77 @@
           <w:b/>
           <w:sz w:val="26"/>
         </w:rPr>
-        <w:t xml:space="preserve"> Place of Loading          :          {{ place_of_loading }}</w:t>
-      </w:r>
-      <w:r>
-        <w:rPr>
-          <w:rFonts w:ascii="Times New Roman" w:eastAsia="Times New Roman" w:hAnsi="Times New Roman" w:cs="Times New Roman"/>
-          <w:b/>
-          <w:sz w:val="26"/>
-        </w:rPr>
+        <w:t xml:space="preserve">Place of Loading          </w:t>
+      </w:r>
+      <w:r>
+        <w:rPr>
+          <w:rFonts w:ascii="Times New Roman" w:eastAsia="Times New Roman" w:hAnsi="Times New Roman" w:cs="Times New Roman"/>
+          <w:b/>
+          <w:sz w:val="26"/>
+        </w:rPr>
+        <w:t xml:space="preserve">  </w:t>
+      </w:r>
+      <w:proofErr w:type="gramStart"/>
+      <w:r>
+        <w:rPr>
+          <w:rFonts w:ascii="Times New Roman" w:eastAsia="Times New Roman" w:hAnsi="Times New Roman" w:cs="Times New Roman"/>
+          <w:b/>
+          <w:sz w:val="26"/>
+        </w:rPr>
+        <w:t xml:space="preserve">  </w:t>
+      </w:r>
+      <w:r>
+        <w:rPr>
+          <w:rFonts w:ascii="Times New Roman" w:eastAsia="Times New Roman" w:hAnsi="Times New Roman" w:cs="Times New Roman"/>
+          <w:b/>
+          <w:sz w:val="26"/>
+        </w:rPr>
+        <w:t>:</w:t>
+      </w:r>
+      <w:proofErr w:type="gramEnd"/>
+      <w:r>
+        <w:rPr>
+          <w:rFonts w:ascii="Times New Roman" w:eastAsia="Times New Roman" w:hAnsi="Times New Roman" w:cs="Times New Roman"/>
+          <w:b/>
+          <w:sz w:val="26"/>
+        </w:rPr>
+        <w:t xml:space="preserve"> </w:t>
+      </w:r>
+      <w:proofErr w:type="gramStart"/>
+      <w:r>
+        <w:rPr>
+          <w:rFonts w:ascii="Times New Roman" w:eastAsia="Times New Roman" w:hAnsi="Times New Roman" w:cs="Times New Roman"/>
+          <w:b/>
+          <w:sz w:val="26"/>
+        </w:rPr>
+        <w:t>{{ place</w:t>
+      </w:r>
+      <w:proofErr w:type="gramEnd"/>
+      <w:r>
+        <w:rPr>
+          <w:rFonts w:ascii="Times New Roman" w:eastAsia="Times New Roman" w:hAnsi="Times New Roman" w:cs="Times New Roman"/>
+          <w:b/>
+          <w:sz w:val="26"/>
+        </w:rPr>
+        <w:t>_of_</w:t>
+      </w:r>
+      <w:proofErr w:type="gramStart"/>
+      <w:r>
+        <w:rPr>
+          <w:rFonts w:ascii="Times New Roman" w:eastAsia="Times New Roman" w:hAnsi="Times New Roman" w:cs="Times New Roman"/>
+          <w:b/>
+          <w:sz w:val="26"/>
+        </w:rPr>
+        <w:t>loading }</w:t>
+      </w:r>
+      <w:proofErr w:type="gramEnd"/>
+      <w:r>
+        <w:rPr>
+          <w:rFonts w:ascii="Times New Roman" w:eastAsia="Times New Roman" w:hAnsi="Times New Roman" w:cs="Times New Roman"/>
+          <w:b/>
+          <w:sz w:val="26"/>
+        </w:rPr>
+        <w:t>}</w:t>
       </w:r>
       <w:r>
         <w:rPr>
@@ -756,163 +1119,553 @@
         </w:tabs>
         <w:spacing w:after="0"/>
         <w:ind w:left="-15"/>
-      </w:pPr>
-      <w:proofErr w:type="gramStart"/>
-      <w:r>
-        <w:rPr>
-          <w:rFonts w:ascii="Times New Roman" w:eastAsia="Times New Roman" w:hAnsi="Times New Roman" w:cs="Times New Roman"/>
+        <w:rPr>
+          <w:rFonts w:ascii="Times New Roman" w:eastAsia="Times New Roman" w:hAnsi="Times New Roman" w:cs="Times New Roman"/>
+          <w:b/>
+          <w:bCs/>
           <w:sz w:val="20"/>
         </w:rPr>
-        <w:t>Name  and Address</w:t>
+      </w:pPr>
+      <w:proofErr w:type="gramStart"/>
+      <w:r>
+        <w:rPr>
+          <w:rFonts w:ascii="Times New Roman" w:eastAsia="Times New Roman" w:hAnsi="Times New Roman" w:cs="Times New Roman"/>
+          <w:b/>
+          <w:bCs/>
+          <w:sz w:val="24"/>
+        </w:rPr>
+        <w:t>Name  and</w:t>
+      </w:r>
+      <w:proofErr w:type="gramEnd"/>
+      <w:r>
+        <w:rPr>
+          <w:rFonts w:ascii="Times New Roman" w:eastAsia="Times New Roman" w:hAnsi="Times New Roman" w:cs="Times New Roman"/>
+          <w:b/>
+          <w:bCs/>
+          <w:sz w:val="24"/>
+        </w:rPr>
+        <w:t xml:space="preserve"> Address</w:t>
+      </w:r>
+      <w:r>
+        <w:rPr>
+          <w:rFonts w:ascii="Times New Roman" w:eastAsia="Times New Roman" w:hAnsi="Times New Roman" w:cs="Times New Roman"/>
+          <w:b/>
+          <w:bCs/>
+          <w:sz w:val="24"/>
+        </w:rPr>
         <w:br/>
         <w:t>Of Importer</w:t>
+      </w:r>
+      <w:r>
+        <w:rPr>
+          <w:rFonts w:ascii="Times New Roman" w:eastAsia="Times New Roman" w:hAnsi="Times New Roman" w:cs="Times New Roman"/>
+          <w:sz w:val="20"/>
+        </w:rPr>
+        <w:t xml:space="preserve">                             </w:t>
+      </w:r>
+      <w:proofErr w:type="gramStart"/>
+      <w:r>
+        <w:rPr>
+          <w:rFonts w:ascii="Times New Roman" w:eastAsia="Times New Roman" w:hAnsi="Times New Roman" w:cs="Times New Roman"/>
+          <w:sz w:val="20"/>
+        </w:rPr>
+        <w:t xml:space="preserve">  </w:t>
+      </w:r>
+      <w:r>
+        <w:rPr>
+          <w:rFonts w:ascii="Times New Roman" w:eastAsia="Times New Roman" w:hAnsi="Times New Roman" w:cs="Times New Roman"/>
+          <w:b/>
+          <w:bCs/>
+          <w:sz w:val="24"/>
+        </w:rPr>
+        <w:t>:</w:t>
+      </w:r>
+      <w:proofErr w:type="gramEnd"/>
+      <w:r>
+        <w:rPr>
+          <w:rFonts w:ascii="Times New Roman" w:eastAsia="Times New Roman" w:hAnsi="Times New Roman" w:cs="Times New Roman"/>
+          <w:b/>
+          <w:bCs/>
+          <w:sz w:val="24"/>
+        </w:rPr>
+        <w:t>{</w:t>
+      </w:r>
+      <w:proofErr w:type="gramStart"/>
+      <w:r>
+        <w:rPr>
+          <w:rFonts w:ascii="Times New Roman" w:eastAsia="Times New Roman" w:hAnsi="Times New Roman" w:cs="Times New Roman"/>
+          <w:b/>
+          <w:bCs/>
+          <w:sz w:val="24"/>
+        </w:rPr>
+        <w:t xml:space="preserve">{ </w:t>
+      </w:r>
+      <w:proofErr w:type="spellStart"/>
+      <w:r>
+        <w:rPr>
+          <w:rFonts w:ascii="Times New Roman" w:eastAsia="Times New Roman" w:hAnsi="Times New Roman" w:cs="Times New Roman"/>
+          <w:b/>
+          <w:bCs/>
+          <w:sz w:val="24"/>
+        </w:rPr>
+        <w:t>importer</w:t>
+      </w:r>
+      <w:proofErr w:type="gramEnd"/>
+      <w:r>
+        <w:rPr>
+          <w:rFonts w:ascii="Times New Roman" w:eastAsia="Times New Roman" w:hAnsi="Times New Roman" w:cs="Times New Roman"/>
+          <w:b/>
+          <w:bCs/>
+          <w:sz w:val="24"/>
+        </w:rPr>
+        <w:t>_</w:t>
+      </w:r>
+      <w:proofErr w:type="gramStart"/>
+      <w:r>
+        <w:rPr>
+          <w:rFonts w:ascii="Times New Roman" w:eastAsia="Times New Roman" w:hAnsi="Times New Roman" w:cs="Times New Roman"/>
+          <w:b/>
+          <w:bCs/>
+          <w:sz w:val="24"/>
+        </w:rPr>
+        <w:t>name</w:t>
+      </w:r>
+      <w:proofErr w:type="spellEnd"/>
+      <w:r>
+        <w:rPr>
+          <w:rFonts w:ascii="Times New Roman" w:eastAsia="Times New Roman" w:hAnsi="Times New Roman" w:cs="Times New Roman"/>
+          <w:b/>
+          <w:bCs/>
+          <w:sz w:val="24"/>
+        </w:rPr>
+        <w:t xml:space="preserve"> }</w:t>
+      </w:r>
+      <w:proofErr w:type="gramEnd"/>
+      <w:r>
+        <w:rPr>
+          <w:rFonts w:ascii="Times New Roman" w:eastAsia="Times New Roman" w:hAnsi="Times New Roman" w:cs="Times New Roman"/>
+          <w:b/>
+          <w:bCs/>
+          <w:sz w:val="24"/>
+        </w:rPr>
+        <w:t>}</w:t>
+      </w:r>
+      <w:r>
+        <w:rPr>
+          <w:rFonts w:ascii="Times New Roman" w:eastAsia="Times New Roman" w:hAnsi="Times New Roman" w:cs="Times New Roman"/>
+          <w:b/>
+          <w:bCs/>
+          <w:sz w:val="24"/>
+        </w:rPr>
+        <w:t xml:space="preserve"> &amp; </w:t>
+      </w:r>
+      <w:proofErr w:type="gramStart"/>
+      <w:r>
+        <w:rPr>
+          <w:rFonts w:ascii="Times New Roman" w:eastAsia="Times New Roman" w:hAnsi="Times New Roman" w:cs="Times New Roman"/>
+          <w:b/>
+          <w:bCs/>
+          <w:sz w:val="24"/>
+        </w:rPr>
+        <w:t>{{ importer</w:t>
+      </w:r>
+      <w:proofErr w:type="gramEnd"/>
+      <w:r>
+        <w:rPr>
+          <w:rFonts w:ascii="Times New Roman" w:eastAsia="Times New Roman" w:hAnsi="Times New Roman" w:cs="Times New Roman"/>
+          <w:b/>
+          <w:bCs/>
+          <w:sz w:val="24"/>
+        </w:rPr>
+        <w:t>_</w:t>
+      </w:r>
+      <w:proofErr w:type="gramStart"/>
+      <w:r>
+        <w:rPr>
+          <w:rFonts w:ascii="Times New Roman" w:eastAsia="Times New Roman" w:hAnsi="Times New Roman" w:cs="Times New Roman"/>
+          <w:b/>
+          <w:bCs/>
+          <w:sz w:val="24"/>
+        </w:rPr>
+        <w:t>address }</w:t>
+      </w:r>
+      <w:proofErr w:type="gramEnd"/>
+      <w:r>
+        <w:rPr>
+          <w:rFonts w:ascii="Times New Roman" w:eastAsia="Times New Roman" w:hAnsi="Times New Roman" w:cs="Times New Roman"/>
+          <w:b/>
+          <w:bCs/>
+          <w:sz w:val="24"/>
+        </w:rPr>
+        <w:t>}</w:t>
+      </w:r>
+    </w:p>
+    <w:p>
+      <w:pPr>
+        <w:tabs>
+          <w:tab w:val="center" w:pos="4178"/>
+        </w:tabs>
+        <w:spacing w:after="0"/>
+        <w:ind w:left="-15"/>
+      </w:pPr>
+    </w:p>
+    <w:p>
+      <w:pPr>
+        <w:spacing w:after="164"/>
+        <w:rPr>
+          <w:b/>
+          <w:bCs/>
+          <w:sz w:val="24"/>
+        </w:rPr>
+      </w:pPr>
+      <w:r>
+        <w:rPr>
+          <w:b/>
+          <w:bCs/>
+          <w:sz w:val="28"/>
+          <w:szCs w:val="28"/>
+        </w:rPr>
+        <w:t>Sum Assured</w:t>
+      </w:r>
+      <w:r>
+        <w:rPr>
+          <w:b/>
+          <w:bCs/>
+        </w:rPr>
+        <w:t xml:space="preserve">                     </w:t>
+      </w:r>
+      <w:r>
+        <w:rPr>
+          <w:b/>
+          <w:bCs/>
+        </w:rPr>
+        <w:t xml:space="preserve">    </w:t>
+      </w:r>
+      <w:proofErr w:type="gramStart"/>
+      <w:r>
+        <w:rPr>
+          <w:b/>
+          <w:bCs/>
+        </w:rPr>
+        <w:t xml:space="preserve">  </w:t>
+      </w:r>
+      <w:r>
+        <w:rPr>
+          <w:b/>
+          <w:bCs/>
+          <w:sz w:val="24"/>
+        </w:rPr>
+        <w:t>:</w:t>
+      </w:r>
+      <w:proofErr w:type="gramEnd"/>
+      <w:r>
+        <w:rPr>
+          <w:sz w:val="24"/>
+        </w:rPr>
+        <w:t xml:space="preserve"> </w:t>
+      </w:r>
+      <w:proofErr w:type="gramStart"/>
+      <w:r>
+        <w:rPr>
+          <w:b/>
+          <w:bCs/>
+          <w:sz w:val="24"/>
+        </w:rPr>
+        <w:t xml:space="preserve">{{ </w:t>
+      </w:r>
+      <w:proofErr w:type="spellStart"/>
+      <w:r>
+        <w:rPr>
+          <w:b/>
+          <w:bCs/>
+          <w:sz w:val="24"/>
+        </w:rPr>
+        <w:t>sum</w:t>
+      </w:r>
+      <w:proofErr w:type="gramEnd"/>
+      <w:r>
+        <w:rPr>
+          <w:b/>
+          <w:bCs/>
+          <w:sz w:val="24"/>
+        </w:rPr>
+        <w:t>_</w:t>
+      </w:r>
+      <w:proofErr w:type="gramStart"/>
+      <w:r>
+        <w:rPr>
+          <w:b/>
+          <w:bCs/>
+          <w:sz w:val="24"/>
+        </w:rPr>
+        <w:t>assured</w:t>
+      </w:r>
+      <w:proofErr w:type="spellEnd"/>
+      <w:r>
+        <w:rPr>
+          <w:b/>
+          <w:bCs/>
+          <w:sz w:val="24"/>
+        </w:rPr>
+        <w:t xml:space="preserve"> }</w:t>
+      </w:r>
+      <w:proofErr w:type="gramEnd"/>
+      <w:r>
+        <w:rPr>
+          <w:b/>
+          <w:bCs/>
+          <w:sz w:val="24"/>
+        </w:rPr>
+        <w:t xml:space="preserve">} </w:t>
+      </w:r>
+      <w:r>
+        <w:rPr>
+          <w:b/>
+          <w:bCs/>
+          <w:sz w:val="24"/>
+        </w:rPr>
         <w:br/>
-        <w:t>{{ importer_name }}</w:t>
-        <w:br/>
-        <w:t>{{ importer_address }}</w:t>
-      </w:r>
-      <w:proofErr w:type="gramEnd"/>
-      <w:r>
-        <w:rPr>
-          <w:rFonts w:ascii="Times New Roman" w:eastAsia="Times New Roman" w:hAnsi="Times New Roman" w:cs="Times New Roman"/>
-          <w:sz w:val="20"/>
-        </w:rPr>
-      </w:r>
-      <w:r>
-        <w:rPr>
-          <w:rFonts w:ascii="Times New Roman" w:eastAsia="Times New Roman" w:hAnsi="Times New Roman" w:cs="Times New Roman"/>
-          <w:sz w:val="20"/>
-        </w:rPr>
-      </w:r>
-      <w:r>
-        <w:rPr>
-          <w:rFonts w:ascii="Times New Roman" w:eastAsia="Times New Roman" w:hAnsi="Times New Roman" w:cs="Times New Roman"/>
-          <w:b/>
-          <w:sz w:val="20"/>
-        </w:rPr>
-      </w:r>
-      <w:r>
-        <w:rPr>
-          <w:rFonts w:ascii="Times New Roman" w:eastAsia="Times New Roman" w:hAnsi="Times New Roman" w:cs="Times New Roman"/>
-          <w:b/>
-          <w:sz w:val="24"/>
-        </w:rPr>
-      </w:r>
-      <w:r>
-        <w:rPr>
-          <w:rFonts w:ascii="Times New Roman" w:eastAsia="Times New Roman" w:hAnsi="Times New Roman" w:cs="Times New Roman"/>
-          <w:b/>
-          <w:sz w:val="20"/>
-        </w:rPr>
-      </w:r>
-      <w:r>
-        <w:rPr>
-          <w:rFonts w:ascii="Times New Roman" w:eastAsia="Times New Roman" w:hAnsi="Times New Roman" w:cs="Times New Roman"/>
-          <w:b/>
-          <w:sz w:val="20"/>
-        </w:rPr>
-      </w:r>
-      <w:r>
-        <w:rPr>
-          <w:noProof/>
-        </w:rPr>
-      </w:r>
-      <w:r>
-        <w:rPr>
-          <w:rFonts w:ascii="Times New Roman" w:eastAsia="Times New Roman" w:hAnsi="Times New Roman" w:cs="Times New Roman"/>
-          <w:b/>
-          <w:sz w:val="20"/>
-        </w:rPr>
-      </w:r>
-      <w:r>
-        <w:rPr>
-          <w:rFonts w:ascii="Times New Roman" w:eastAsia="Times New Roman" w:hAnsi="Times New Roman" w:cs="Times New Roman"/>
-          <w:b/>
-          <w:sz w:val="20"/>
-        </w:rPr>
-      </w:r>
-    </w:p>
-    <w:p>
-      <w:pPr>
-        <w:spacing w:after="164"/>
-      </w:pPr>
-      <w:r>
-        <w:rPr>
-          <w:rFonts w:ascii="Times New Roman" w:eastAsia="Times New Roman" w:hAnsi="Times New Roman" w:cs="Times New Roman"/>
-          <w:b/>
-          <w:sz w:val="20"/>
-        </w:rPr>
-        <w:t xml:space="preserve"> </w:t>
-      </w:r>
-    </w:p>
-    <w:p>
-      <w:pPr>
-        <w:spacing w:after="0"/>
-      </w:pPr>
-      <w:r>
-        <w:rPr>
-          <w:rFonts w:ascii="Century Gothic" w:eastAsia="Century Gothic" w:hAnsi="Century Gothic" w:cs="Century Gothic"/>
-          <w:b/>
-        </w:rPr>
-        <w:t xml:space="preserve">                                                           </w:t>
-      </w:r>
-      <w:r>
-        <w:rPr>
-          <w:rFonts w:ascii="Times New Roman" w:eastAsia="Times New Roman" w:hAnsi="Times New Roman" w:cs="Times New Roman"/>
-          <w:b/>
-          <w:sz w:val="26"/>
-        </w:rPr>
-        <w:t xml:space="preserve">      </w:t>
-      </w:r>
-      <w:r>
-        <w:rPr>
-          <w:rFonts w:ascii="Times New Roman" w:eastAsia="Times New Roman" w:hAnsi="Times New Roman" w:cs="Times New Roman"/>
-          <w:sz w:val="26"/>
-        </w:rPr>
-        <w:t xml:space="preserve"> </w:t>
+      </w:r>
+      <w:r>
+        <w:rPr>
+          <w:b/>
+          <w:bCs/>
+          <w:sz w:val="24"/>
+        </w:rPr>
+        <w:t xml:space="preserve">                                                     </w:t>
+      </w:r>
+      <w:proofErr w:type="gramStart"/>
+      <w:r>
+        <w:rPr>
+          <w:b/>
+          <w:bCs/>
+          <w:sz w:val="24"/>
+        </w:rPr>
+        <w:t xml:space="preserve">   </w:t>
+      </w:r>
+      <w:r>
+        <w:rPr>
+          <w:b/>
+          <w:bCs/>
+          <w:sz w:val="24"/>
+        </w:rPr>
+        <w:t xml:space="preserve">{{ </w:t>
+      </w:r>
+      <w:proofErr w:type="spellStart"/>
+      <w:r>
+        <w:rPr>
+          <w:b/>
+          <w:bCs/>
+          <w:sz w:val="24"/>
+        </w:rPr>
+        <w:t>sum</w:t>
+      </w:r>
+      <w:proofErr w:type="gramEnd"/>
+      <w:r>
+        <w:rPr>
+          <w:b/>
+          <w:bCs/>
+          <w:sz w:val="24"/>
+        </w:rPr>
+        <w:t>_assured_in_</w:t>
+      </w:r>
+      <w:proofErr w:type="gramStart"/>
+      <w:r>
+        <w:rPr>
+          <w:b/>
+          <w:bCs/>
+          <w:sz w:val="24"/>
+        </w:rPr>
+        <w:t>words</w:t>
+      </w:r>
+      <w:proofErr w:type="spellEnd"/>
+      <w:r>
+        <w:rPr>
+          <w:b/>
+          <w:bCs/>
+          <w:sz w:val="24"/>
+        </w:rPr>
+        <w:t xml:space="preserve"> }</w:t>
+      </w:r>
+      <w:proofErr w:type="gramEnd"/>
+      <w:r>
+        <w:rPr>
+          <w:b/>
+          <w:bCs/>
+          <w:sz w:val="24"/>
+        </w:rPr>
+        <w:t>}</w:t>
       </w:r>
     </w:p>
     <w:p>
       <w:pPr>
         <w:spacing w:after="0"/>
         <w:ind w:left="-5" w:right="2395" w:hanging="10"/>
-      </w:pPr>
-      <w:r>
-        <w:rPr>
-          <w:rFonts w:ascii="Times New Roman" w:eastAsia="Times New Roman" w:hAnsi="Times New Roman" w:cs="Times New Roman"/>
-          <w:b/>
-          <w:sz w:val="26"/>
-        </w:rPr>
-        <w:t>Sum Assured                     : {{ sum_assured }}</w:t>
-      </w:r>
-      <w:proofErr w:type="gramStart"/>
-      <w:r>
-        <w:rPr>
-          <w:rFonts w:ascii="Times New Roman" w:eastAsia="Times New Roman" w:hAnsi="Times New Roman" w:cs="Times New Roman"/>
-          <w:b/>
-          <w:sz w:val="26"/>
-        </w:rPr>
-      </w:r>
-      <w:r>
-        <w:rPr>
-          <w:rFonts w:ascii="Times New Roman" w:eastAsia="Times New Roman" w:hAnsi="Times New Roman" w:cs="Times New Roman"/>
-          <w:b/>
-          <w:sz w:val="26"/>
-        </w:rPr>
-      </w:r>
-      <w:proofErr w:type="gramEnd"/>
-    </w:p>
-    <w:p>
-      <w:pPr>
-        <w:spacing w:after="0"/>
-      </w:pPr>
-      <w:r>
-        <w:rPr>
-          <w:rFonts w:ascii="Times New Roman" w:eastAsia="Times New Roman" w:hAnsi="Times New Roman" w:cs="Times New Roman"/>
-          <w:b/>
-          <w:sz w:val="26"/>
-        </w:rPr>
-        <w:t xml:space="preserve"> </w:t>
+        <w:rPr>
+          <w:rFonts w:ascii="Times New Roman" w:eastAsia="Times New Roman" w:hAnsi="Times New Roman" w:cs="Times New Roman"/>
+          <w:b/>
+          <w:bCs/>
+          <w:sz w:val="24"/>
+        </w:rPr>
+      </w:pPr>
+      <w:r>
+        <w:rPr>
+          <w:b/>
+          <w:bCs/>
+          <w:sz w:val="28"/>
+          <w:szCs w:val="28"/>
+        </w:rPr>
+        <w:t xml:space="preserve">Dollar                               </w:t>
+      </w:r>
+      <w:r>
+        <w:rPr>
+          <w:b/>
+          <w:bCs/>
+          <w:sz w:val="28"/>
+          <w:szCs w:val="28"/>
+        </w:rPr>
+        <w:t xml:space="preserve"> </w:t>
+      </w:r>
+      <w:proofErr w:type="gramStart"/>
+      <w:r>
+        <w:rPr>
+          <w:b/>
+          <w:bCs/>
+          <w:sz w:val="28"/>
+          <w:szCs w:val="28"/>
+        </w:rPr>
+        <w:t xml:space="preserve">  </w:t>
+      </w:r>
+      <w:r>
+        <w:rPr>
+          <w:b/>
+          <w:bCs/>
+          <w:sz w:val="28"/>
+          <w:szCs w:val="28"/>
+        </w:rPr>
+        <w:t>:</w:t>
+      </w:r>
+      <w:proofErr w:type="gramEnd"/>
+      <w:r>
+        <w:rPr>
+          <w:b/>
+          <w:bCs/>
+        </w:rPr>
+        <w:t xml:space="preserve"> </w:t>
+      </w:r>
+      <w:proofErr w:type="gramStart"/>
+      <w:r>
+        <w:rPr>
+          <w:b/>
+          <w:bCs/>
+          <w:sz w:val="24"/>
+        </w:rPr>
+        <w:t xml:space="preserve">{{ </w:t>
+      </w:r>
+      <w:proofErr w:type="spellStart"/>
+      <w:r>
+        <w:rPr>
+          <w:b/>
+          <w:bCs/>
+          <w:sz w:val="24"/>
+        </w:rPr>
+        <w:t>dollar</w:t>
+      </w:r>
+      <w:proofErr w:type="gramEnd"/>
+      <w:r>
+        <w:rPr>
+          <w:b/>
+          <w:bCs/>
+          <w:sz w:val="24"/>
+        </w:rPr>
+        <w:t>_value</w:t>
+      </w:r>
+      <w:proofErr w:type="spellEnd"/>
+      <w:r>
+        <w:rPr>
+          <w:b/>
+          <w:bCs/>
+          <w:sz w:val="24"/>
+        </w:rPr>
+        <w:t xml:space="preserve"> }}</w:t>
+      </w:r>
+      <w:r>
+        <w:rPr>
+          <w:b/>
+          <w:bCs/>
+          <w:sz w:val="24"/>
+        </w:rPr>
+        <w:br/>
+      </w:r>
+      <w:r>
+        <w:rPr>
+          <w:b/>
+          <w:bCs/>
+          <w:sz w:val="24"/>
+        </w:rPr>
+        <w:t xml:space="preserve">                                                      </w:t>
+      </w:r>
+      <w:proofErr w:type="gramStart"/>
+      <w:r>
+        <w:rPr>
+          <w:b/>
+          <w:bCs/>
+          <w:sz w:val="24"/>
+        </w:rPr>
+        <w:t xml:space="preserve">   </w:t>
+      </w:r>
+      <w:r>
+        <w:rPr>
+          <w:b/>
+          <w:bCs/>
+          <w:sz w:val="24"/>
+        </w:rPr>
+        <w:t xml:space="preserve">{{ </w:t>
+      </w:r>
+      <w:proofErr w:type="spellStart"/>
+      <w:r>
+        <w:rPr>
+          <w:b/>
+          <w:bCs/>
+          <w:sz w:val="24"/>
+        </w:rPr>
+        <w:t>dollar</w:t>
+      </w:r>
+      <w:proofErr w:type="gramEnd"/>
+      <w:r>
+        <w:rPr>
+          <w:b/>
+          <w:bCs/>
+          <w:sz w:val="24"/>
+        </w:rPr>
+        <w:t>_value_in_</w:t>
+      </w:r>
+      <w:proofErr w:type="gramStart"/>
+      <w:r>
+        <w:rPr>
+          <w:b/>
+          <w:bCs/>
+          <w:sz w:val="24"/>
+        </w:rPr>
+        <w:t>words</w:t>
+      </w:r>
+      <w:proofErr w:type="spellEnd"/>
+      <w:r>
+        <w:rPr>
+          <w:b/>
+          <w:bCs/>
+          <w:sz w:val="24"/>
+        </w:rPr>
+        <w:t xml:space="preserve"> }</w:t>
+      </w:r>
+      <w:proofErr w:type="gramEnd"/>
+      <w:r>
+        <w:rPr>
+          <w:b/>
+          <w:bCs/>
+          <w:sz w:val="24"/>
+        </w:rPr>
+        <w:t>}</w:t>
       </w:r>
     </w:p>
     <w:p>
@@ -920,42 +1673,6 @@
         <w:spacing w:after="0"/>
         <w:ind w:left="-5" w:right="2395" w:hanging="10"/>
       </w:pPr>
-      <w:r>
-        <w:rPr>
-          <w:rFonts w:ascii="Times New Roman" w:eastAsia="Times New Roman" w:hAnsi="Times New Roman" w:cs="Times New Roman"/>
-          <w:b/>
-          <w:sz w:val="26"/>
-        </w:rPr>
-        <w:t>Dollar                                 : {{ dollar_value }}</w:t>
-      </w:r>
-      <w:proofErr w:type="gramStart"/>
-      <w:r>
-        <w:rPr>
-          <w:rFonts w:ascii="Times New Roman" w:eastAsia="Times New Roman" w:hAnsi="Times New Roman" w:cs="Times New Roman"/>
-          <w:b/>
-          <w:sz w:val="26"/>
-        </w:rPr>
-      </w:r>
-      <w:r>
-        <w:rPr>
-          <w:rFonts w:ascii="Times New Roman" w:eastAsia="Times New Roman" w:hAnsi="Times New Roman" w:cs="Times New Roman"/>
-          <w:sz w:val="26"/>
-        </w:rPr>
-      </w:r>
-      <w:proofErr w:type="gramEnd"/>
-      <w:r>
-        <w:rPr>
-          <w:rFonts w:ascii="Times New Roman" w:eastAsia="Times New Roman" w:hAnsi="Times New Roman" w:cs="Times New Roman"/>
-          <w:sz w:val="26"/>
-        </w:rPr>
-      </w:r>
-      <w:r>
-        <w:rPr>
-          <w:rFonts w:ascii="Times New Roman" w:eastAsia="Times New Roman" w:hAnsi="Times New Roman" w:cs="Times New Roman"/>
-          <w:sz w:val="26"/>
-        </w:rPr>
-        <w:br/>
-      </w:r>
     </w:p>
     <w:p>
       <w:pPr>
@@ -968,29 +1685,61 @@
           <w:b/>
           <w:sz w:val="26"/>
         </w:rPr>
-        <w:t>Name of goods                  : {{ name_of_goods }}</w:t>
-      </w:r>
-      <w:r>
-        <w:rPr>
-          <w:rFonts w:ascii="Times New Roman" w:eastAsia="Times New Roman" w:hAnsi="Times New Roman" w:cs="Times New Roman"/>
-          <w:b/>
-          <w:sz w:val="26"/>
-        </w:rPr>
-      </w:r>
-      <w:proofErr w:type="gramStart"/>
-      <w:r>
-        <w:rPr>
-          <w:rFonts w:ascii="Times New Roman" w:eastAsia="Times New Roman" w:hAnsi="Times New Roman" w:cs="Times New Roman"/>
-          <w:b/>
-          <w:sz w:val="26"/>
-        </w:rPr>
-      </w:r>
-      <w:proofErr w:type="gramEnd"/>
-      <w:r>
-        <w:rPr>
-          <w:rFonts w:ascii="Times New Roman" w:eastAsia="Times New Roman" w:hAnsi="Times New Roman" w:cs="Times New Roman"/>
-          <w:sz w:val="26"/>
-        </w:rPr>
+        <w:t xml:space="preserve">Name of goods                </w:t>
+      </w:r>
+      <w:proofErr w:type="gramStart"/>
+      <w:r>
+        <w:rPr>
+          <w:rFonts w:ascii="Times New Roman" w:eastAsia="Times New Roman" w:hAnsi="Times New Roman" w:cs="Times New Roman"/>
+          <w:b/>
+          <w:sz w:val="26"/>
+        </w:rPr>
+        <w:t xml:space="preserve">  :</w:t>
+      </w:r>
+      <w:proofErr w:type="gramEnd"/>
+      <w:r>
+        <w:rPr>
+          <w:rFonts w:ascii="Times New Roman" w:eastAsia="Times New Roman" w:hAnsi="Times New Roman" w:cs="Times New Roman"/>
+          <w:b/>
+          <w:sz w:val="26"/>
+        </w:rPr>
+        <w:t xml:space="preserve"> </w:t>
+      </w:r>
+      <w:proofErr w:type="gramStart"/>
+      <w:r>
+        <w:rPr>
+          <w:rFonts w:ascii="Times New Roman" w:eastAsia="Times New Roman" w:hAnsi="Times New Roman" w:cs="Times New Roman"/>
+          <w:b/>
+          <w:sz w:val="26"/>
+        </w:rPr>
+        <w:t>{{ name</w:t>
+      </w:r>
+      <w:proofErr w:type="gramEnd"/>
+      <w:r>
+        <w:rPr>
+          <w:rFonts w:ascii="Times New Roman" w:eastAsia="Times New Roman" w:hAnsi="Times New Roman" w:cs="Times New Roman"/>
+          <w:b/>
+          <w:sz w:val="26"/>
+        </w:rPr>
+        <w:t>_of_</w:t>
+      </w:r>
+      <w:proofErr w:type="gramStart"/>
+      <w:r>
+        <w:rPr>
+          <w:rFonts w:ascii="Times New Roman" w:eastAsia="Times New Roman" w:hAnsi="Times New Roman" w:cs="Times New Roman"/>
+          <w:b/>
+          <w:sz w:val="26"/>
+        </w:rPr>
+        <w:t>goods }</w:t>
+      </w:r>
+      <w:proofErr w:type="gramEnd"/>
+      <w:r>
+        <w:rPr>
+          <w:rFonts w:ascii="Times New Roman" w:eastAsia="Times New Roman" w:hAnsi="Times New Roman" w:cs="Times New Roman"/>
+          <w:b/>
+          <w:sz w:val="26"/>
+        </w:rPr>
+        <w:t>}</w:t>
       </w:r>
     </w:p>
     <w:p>
@@ -1016,22 +1765,61 @@
           <w:b/>
           <w:sz w:val="26"/>
         </w:rPr>
-        <w:t>Quantity of goods            : {{ quantity_of_goods }}</w:t>
-      </w:r>
-      <w:proofErr w:type="gramStart"/>
-      <w:r>
-        <w:rPr>
-          <w:rFonts w:ascii="Times New Roman" w:eastAsia="Times New Roman" w:hAnsi="Times New Roman" w:cs="Times New Roman"/>
-          <w:b/>
-          <w:sz w:val="26"/>
-        </w:rPr>
-      </w:r>
-      <w:proofErr w:type="gramEnd"/>
-      <w:r>
-        <w:rPr>
-          <w:rFonts w:ascii="Times New Roman" w:eastAsia="Times New Roman" w:hAnsi="Times New Roman" w:cs="Times New Roman"/>
-          <w:sz w:val="26"/>
-        </w:rPr>
+        <w:t xml:space="preserve">Quantity of goods          </w:t>
+      </w:r>
+      <w:proofErr w:type="gramStart"/>
+      <w:r>
+        <w:rPr>
+          <w:rFonts w:ascii="Times New Roman" w:eastAsia="Times New Roman" w:hAnsi="Times New Roman" w:cs="Times New Roman"/>
+          <w:b/>
+          <w:sz w:val="26"/>
+        </w:rPr>
+        <w:t xml:space="preserve">  :</w:t>
+      </w:r>
+      <w:proofErr w:type="gramEnd"/>
+      <w:r>
+        <w:rPr>
+          <w:rFonts w:ascii="Times New Roman" w:eastAsia="Times New Roman" w:hAnsi="Times New Roman" w:cs="Times New Roman"/>
+          <w:b/>
+          <w:sz w:val="26"/>
+        </w:rPr>
+        <w:t xml:space="preserve"> </w:t>
+      </w:r>
+      <w:proofErr w:type="gramStart"/>
+      <w:r>
+        <w:rPr>
+          <w:rFonts w:ascii="Times New Roman" w:eastAsia="Times New Roman" w:hAnsi="Times New Roman" w:cs="Times New Roman"/>
+          <w:b/>
+          <w:sz w:val="26"/>
+        </w:rPr>
+        <w:t>{{ quantity</w:t>
+      </w:r>
+      <w:proofErr w:type="gramEnd"/>
+      <w:r>
+        <w:rPr>
+          <w:rFonts w:ascii="Times New Roman" w:eastAsia="Times New Roman" w:hAnsi="Times New Roman" w:cs="Times New Roman"/>
+          <w:b/>
+          <w:sz w:val="26"/>
+        </w:rPr>
+        <w:t>_of_</w:t>
+      </w:r>
+      <w:proofErr w:type="gramStart"/>
+      <w:r>
+        <w:rPr>
+          <w:rFonts w:ascii="Times New Roman" w:eastAsia="Times New Roman" w:hAnsi="Times New Roman" w:cs="Times New Roman"/>
+          <w:b/>
+          <w:sz w:val="26"/>
+        </w:rPr>
+        <w:t>goods }</w:t>
+      </w:r>
+      <w:proofErr w:type="gramEnd"/>
+      <w:r>
+        <w:rPr>
+          <w:rFonts w:ascii="Times New Roman" w:eastAsia="Times New Roman" w:hAnsi="Times New Roman" w:cs="Times New Roman"/>
+          <w:b/>
+          <w:sz w:val="26"/>
+        </w:rPr>
+        <w:t>}</w:t>
       </w:r>
     </w:p>
     <w:p>
@@ -1053,64 +1841,64 @@
       <w:r>
         <w:rPr>
           <w:rFonts w:ascii="Times New Roman" w:eastAsia="Times New Roman" w:hAnsi="Times New Roman" w:cs="Times New Roman"/>
-          <w:sz w:val="26"/>
-        </w:rPr>
-        <w:t xml:space="preserve">                                                  </w:t>
-      </w:r>
-      <w:r>
-        <w:rPr>
-          <w:rFonts w:ascii="Times New Roman" w:eastAsia="Times New Roman" w:hAnsi="Times New Roman" w:cs="Times New Roman"/>
-          <w:b/>
-          <w:sz w:val="26"/>
-        </w:rPr>
-        <w:t xml:space="preserve"> </w:t>
-      </w:r>
-    </w:p>
-    <w:p>
-      <w:pPr>
-        <w:tabs>
-          <w:tab w:val="center" w:pos="4640"/>
-        </w:tabs>
-        <w:spacing w:after="12" w:line="249" w:lineRule="auto"/>
-        <w:ind w:left="-15"/>
-      </w:pPr>
-      <w:r>
-        <w:rPr>
-          <w:rFonts w:ascii="Times New Roman" w:eastAsia="Times New Roman" w:hAnsi="Times New Roman" w:cs="Times New Roman"/>
-          <w:b/>
-          <w:sz w:val="26"/>
-        </w:rPr>
-        <w:t>Port of Delivery               : {{ port_of_delivery }}</w:t>
-      </w:r>
-      <w:r>
-        <w:rPr>
-          <w:rFonts w:ascii="Times New Roman" w:eastAsia="Times New Roman" w:hAnsi="Times New Roman" w:cs="Times New Roman"/>
-          <w:b/>
-          <w:sz w:val="26"/>
-        </w:rPr>
-      </w:r>
-      <w:proofErr w:type="gramStart"/>
-      <w:r>
-        <w:rPr>
-          <w:rFonts w:ascii="Times New Roman" w:eastAsia="Times New Roman" w:hAnsi="Times New Roman" w:cs="Times New Roman"/>
-          <w:b/>
-          <w:sz w:val="26"/>
-        </w:rPr>
-      </w:r>
-      <w:r>
-        <w:rPr>
-          <w:rFonts w:ascii="Times New Roman" w:eastAsia="Times New Roman" w:hAnsi="Times New Roman" w:cs="Times New Roman"/>
-          <w:b/>
-          <w:sz w:val="26"/>
-        </w:rPr>
-      </w:r>
-      <w:proofErr w:type="gramEnd"/>
-      <w:r>
-        <w:rPr>
-          <w:rFonts w:ascii="Times New Roman" w:eastAsia="Times New Roman" w:hAnsi="Times New Roman" w:cs="Times New Roman"/>
-          <w:b/>
-          <w:sz w:val="26"/>
-        </w:rPr>
+          <w:b/>
+          <w:sz w:val="26"/>
+        </w:rPr>
+        <w:t xml:space="preserve">Port of Delivery             </w:t>
+      </w:r>
+      <w:proofErr w:type="gramStart"/>
+      <w:r>
+        <w:rPr>
+          <w:rFonts w:ascii="Times New Roman" w:eastAsia="Times New Roman" w:hAnsi="Times New Roman" w:cs="Times New Roman"/>
+          <w:b/>
+          <w:sz w:val="26"/>
+        </w:rPr>
+        <w:t xml:space="preserve">  :</w:t>
+      </w:r>
+      <w:proofErr w:type="gramEnd"/>
+      <w:r>
+        <w:rPr>
+          <w:rFonts w:ascii="Times New Roman" w:eastAsia="Times New Roman" w:hAnsi="Times New Roman" w:cs="Times New Roman"/>
+          <w:b/>
+          <w:sz w:val="26"/>
+        </w:rPr>
+        <w:t xml:space="preserve"> </w:t>
+      </w:r>
+      <w:proofErr w:type="gramStart"/>
+      <w:r>
+        <w:rPr>
+          <w:rFonts w:ascii="Times New Roman" w:eastAsia="Times New Roman" w:hAnsi="Times New Roman" w:cs="Times New Roman"/>
+          <w:b/>
+          <w:sz w:val="26"/>
+        </w:rPr>
+        <w:t>{{ port</w:t>
+      </w:r>
+      <w:proofErr w:type="gramEnd"/>
+      <w:r>
+        <w:rPr>
+          <w:rFonts w:ascii="Times New Roman" w:eastAsia="Times New Roman" w:hAnsi="Times New Roman" w:cs="Times New Roman"/>
+          <w:b/>
+          <w:sz w:val="26"/>
+        </w:rPr>
+        <w:t>_of_</w:t>
+      </w:r>
+      <w:proofErr w:type="gramStart"/>
+      <w:r>
+        <w:rPr>
+          <w:rFonts w:ascii="Times New Roman" w:eastAsia="Times New Roman" w:hAnsi="Times New Roman" w:cs="Times New Roman"/>
+          <w:b/>
+          <w:sz w:val="26"/>
+        </w:rPr>
+        <w:t>delivery }</w:t>
+      </w:r>
+      <w:proofErr w:type="gramEnd"/>
+      <w:r>
+        <w:rPr>
+          <w:rFonts w:ascii="Times New Roman" w:eastAsia="Times New Roman" w:hAnsi="Times New Roman" w:cs="Times New Roman"/>
+          <w:b/>
+          <w:sz w:val="26"/>
+        </w:rPr>
+        <w:t>}</w:t>
       </w:r>
     </w:p>
     <w:p>
@@ -1172,23 +1960,65 @@
 </w:document>
 </file>
 
+<file path=word/endnotes.xml><?xml version="1.0" encoding="utf-8"?>
+<w:endnotes xmlns:wpc="http://schemas.microsoft.com/office/word/2010/wordprocessingCanvas" xmlns:cx="http://schemas.microsoft.com/office/drawing/2014/chartex" xmlns:cx1="http://schemas.microsoft.com/office/drawing/2015/9/8/chartex" xmlns:cx2="http://schemas.microsoft.com/office/drawing/2015/10/21/chartex" xmlns:cx3="http://schemas.microsoft.com/office/drawing/2016/5/9/chartex" xmlns:cx4="http://schemas.microsoft.com/office/drawing/2016/5/10/chartex" xmlns:cx5="http://schemas.microsoft.com/office/drawing/2016/5/11/chartex" xmlns:cx6="http://schemas.microsoft.com/office/drawing/2016/5/12/chartex" xmlns:cx7="http://schemas.microsoft.com/office/drawing/2016/5/13/chartex" xmlns:cx8="http://schemas.microsoft.com/office/drawing/2016/5/14/chartex" xmlns:mc="http://schemas.openxmlformats.org/markup-compatibility/2006" xmlns:aink="http://schemas.microsoft.com/office/drawing/2016/ink" xmlns:am3d="http://schemas.microsoft.com/office/drawing/2017/model3d" xmlns:o="urn:schemas-microsoft-com:office:office" xmlns:oel="http://schemas.microsoft.com/office/2019/extlst" xmlns:r="http://schemas.openxmlformats.org/officeDocument/2006/relationships" xmlns:m="http://schemas.openxmlformats.org/officeDocument/2006/math" xmlns:v="urn:schemas-microsoft-com:vml" xmlns:wp14="http://schemas.microsoft.com/office/word/2010/wordprocessingDrawing" xmlns:wp="http://schemas.openxmlformats.org/drawingml/2006/wordprocessingDrawing" xmlns:w10="urn:schemas-microsoft-com:office:word" xmlns:w="http://schemas.openxmlformats.org/wordprocessingml/2006/main" xmlns:w14="http://schemas.microsoft.com/office/word/2010/wordml" xmlns:w15="http://schemas.microsoft.com/office/word/2012/wordml" xmlns:w16cex="http://schemas.microsoft.com/office/word/2018/wordml/cex" xmlns:w16cid="http://schemas.microsoft.com/office/word/2016/wordml/cid" xmlns:w16="http://schemas.microsoft.com/office/word/2018/wordml" xmlns:w16du="http://schemas.microsoft.com/office/word/2023/wordml/word16du" xmlns:w16sdtdh="http://schemas.microsoft.com/office/word/2020/wordml/sdtdatahash" xmlns:w16sdtfl="http://schemas.microsoft.com/office/word/2024/wordml/sdtformatlock" xmlns:w16se="http://schemas.microsoft.com/office/word/2015/wordml/symex" xmlns:wpg="http://schemas.microsoft.com/office/word/2010/wordprocessingGroup" xmlns:wpi="http://schemas.microsoft.com/office/word/2010/wordprocessingInk" xmlns:wne="http://schemas.microsoft.com/office/word/2006/wordml" xmlns:wps="http://schemas.microsoft.com/office/word/2010/wordprocessingShape" mc:Ignorable="w14 w15 w16se w16cid w16 w16cex w16sdtdh w16sdtfl w16du wp14">
+  <w:endnote w:type="separator" w:id="-1">
+    <w:p>
+      <w:pPr>
+        <w:spacing w:after="0" w:line="240" w:lineRule="auto"/>
+      </w:pPr>
+      <w:r>
+        <w:separator/>
+      </w:r>
+    </w:p>
+  </w:endnote>
+  <w:endnote w:type="continuationSeparator" w:id="0">
+    <w:p>
+      <w:pPr>
+        <w:spacing w:after="0" w:line="240" w:lineRule="auto"/>
+      </w:pPr>
+      <w:r>
+        <w:continuationSeparator/>
+      </w:r>
+    </w:p>
+  </w:endnote>
+</w:endnotes>
+</file>
+
 <file path=word/footer1.xml><?xml version="1.0" encoding="utf-8"?>
-<w:ftr xmlns:m="http://schemas.openxmlformats.org/officeDocument/2006/math" xmlns:mc="http://schemas.openxmlformats.org/markup-compatibility/2006" xmlns:mo="http://schemas.microsoft.com/office/mac/office/2008/main" xmlns:mv="urn:schemas-microsoft-com:mac:vml" xmlns:o="urn:schemas-microsoft-com:office:office" xmlns:r="http://schemas.openxmlformats.org/officeDocument/2006/relationships" xmlns:v="urn:schemas-microsoft-com:vml" xmlns:w10="urn:schemas-microsoft-com:office:word" xmlns:w14="http://schemas.microsoft.com/office/word/2010/wordml" xmlns:w="http://schemas.openxmlformats.org/wordprocessingml/2006/main" xmlns:wne="http://schemas.microsoft.com/office/word/2006/wordml" xmlns:wp14="http://schemas.microsoft.com/office/word/2010/wordprocessingDrawing" xmlns:wp="http://schemas.openxmlformats.org/drawingml/2006/wordprocessingDrawing" xmlns:wpc="http://schemas.microsoft.com/office/word/2010/wordprocessingCanvas" xmlns:wpg="http://schemas.microsoft.com/office/word/2010/wordprocessingGroup" xmlns:wpi="http://schemas.microsoft.com/office/word/2010/wordprocessingInk" xmlns:wps="http://schemas.microsoft.com/office/word/2010/wordprocessingShape" mc:Ignorable="w14 wp14">
-  <w:p>
-    <w:pPr>
-      <w:pStyle w:val="Footer"/>
-    </w:pPr>
-  </w:p>
+<w:ftr xmlns:wpc="http://schemas.microsoft.com/office/word/2010/wordprocessingCanvas" xmlns:cx="http://schemas.microsoft.com/office/drawing/2014/chartex" xmlns:cx1="http://schemas.microsoft.com/office/drawing/2015/9/8/chartex" xmlns:cx2="http://schemas.microsoft.com/office/drawing/2015/10/21/chartex" xmlns:cx3="http://schemas.microsoft.com/office/drawing/2016/5/9/chartex" xmlns:cx4="http://schemas.microsoft.com/office/drawing/2016/5/10/chartex" xmlns:cx5="http://schemas.microsoft.com/office/drawing/2016/5/11/chartex" xmlns:cx6="http://schemas.microsoft.com/office/drawing/2016/5/12/chartex" xmlns:cx7="http://schemas.microsoft.com/office/drawing/2016/5/13/chartex" xmlns:cx8="http://schemas.microsoft.com/office/drawing/2016/5/14/chartex" xmlns:mc="http://schemas.openxmlformats.org/markup-compatibility/2006" xmlns:aink="http://schemas.microsoft.com/office/drawing/2016/ink" xmlns:am3d="http://schemas.microsoft.com/office/drawing/2017/model3d" xmlns:o="urn:schemas-microsoft-com:office:office" xmlns:oel="http://schemas.microsoft.com/office/2019/extlst" xmlns:r="http://schemas.openxmlformats.org/officeDocument/2006/relationships" xmlns:m="http://schemas.openxmlformats.org/officeDocument/2006/math" xmlns:v="urn:schemas-microsoft-com:vml" xmlns:wp14="http://schemas.microsoft.com/office/word/2010/wordprocessingDrawing" xmlns:wp="http://schemas.openxmlformats.org/drawingml/2006/wordprocessingDrawing" xmlns:w10="urn:schemas-microsoft-com:office:word" xmlns:w="http://schemas.openxmlformats.org/wordprocessingml/2006/main" xmlns:w14="http://schemas.microsoft.com/office/word/2010/wordml" xmlns:w15="http://schemas.microsoft.com/office/word/2012/wordml" xmlns:w16cex="http://schemas.microsoft.com/office/word/2018/wordml/cex" xmlns:w16cid="http://schemas.microsoft.com/office/word/2016/wordml/cid" xmlns:w16="http://schemas.microsoft.com/office/word/2018/wordml" xmlns:w16du="http://schemas.microsoft.com/office/word/2023/wordml/word16du" xmlns:w16sdtdh="http://schemas.microsoft.com/office/word/2020/wordml/sdtdatahash" xmlns:w16sdtfl="http://schemas.microsoft.com/office/word/2024/wordml/sdtformatlock" xmlns:w16se="http://schemas.microsoft.com/office/word/2015/wordml/symex" xmlns:wpg="http://schemas.microsoft.com/office/word/2010/wordprocessingGroup" xmlns:wpi="http://schemas.microsoft.com/office/word/2010/wordprocessingInk" xmlns:wne="http://schemas.microsoft.com/office/word/2006/wordml" xmlns:wps="http://schemas.microsoft.com/office/word/2010/wordprocessingShape" mc:Ignorable="w14 w15 w16se w16cid w16 w16cex w16sdtdh w16sdtfl w16du wp14">
+  <w:p/>
 </w:ftr>
 </file>
 
+<file path=word/footnotes.xml><?xml version="1.0" encoding="utf-8"?>
+<w:footnotes xmlns:wpc="http://schemas.microsoft.com/office/word/2010/wordprocessingCanvas" xmlns:cx="http://schemas.microsoft.com/office/drawing/2014/chartex" xmlns:cx1="http://schemas.microsoft.com/office/drawing/2015/9/8/chartex" xmlns:cx2="http://schemas.microsoft.com/office/drawing/2015/10/21/chartex" xmlns:cx3="http://schemas.microsoft.com/office/drawing/2016/5/9/chartex" xmlns:cx4="http://schemas.microsoft.com/office/drawing/2016/5/10/chartex" xmlns:cx5="http://schemas.microsoft.com/office/drawing/2016/5/11/chartex" xmlns:cx6="http://schemas.microsoft.com/office/drawing/2016/5/12/chartex" xmlns:cx7="http://schemas.microsoft.com/office/drawing/2016/5/13/chartex" xmlns:cx8="http://schemas.microsoft.com/office/drawing/2016/5/14/chartex" xmlns:mc="http://schemas.openxmlformats.org/markup-compatibility/2006" xmlns:aink="http://schemas.microsoft.com/office/drawing/2016/ink" xmlns:am3d="http://schemas.microsoft.com/office/drawing/2017/model3d" xmlns:o="urn:schemas-microsoft-com:office:office" xmlns:oel="http://schemas.microsoft.com/office/2019/extlst" xmlns:r="http://schemas.openxmlformats.org/officeDocument/2006/relationships" xmlns:m="http://schemas.openxmlformats.org/officeDocument/2006/math" xmlns:v="urn:schemas-microsoft-com:vml" xmlns:wp14="http://schemas.microsoft.com/office/word/2010/wordprocessingDrawing" xmlns:wp="http://schemas.openxmlformats.org/drawingml/2006/wordprocessingDrawing" xmlns:w10="urn:schemas-microsoft-com:office:word" xmlns:w="http://schemas.openxmlformats.org/wordprocessingml/2006/main" xmlns:w14="http://schemas.microsoft.com/office/word/2010/wordml" xmlns:w15="http://schemas.microsoft.com/office/word/2012/wordml" xmlns:w16cex="http://schemas.microsoft.com/office/word/2018/wordml/cex" xmlns:w16cid="http://schemas.microsoft.com/office/word/2016/wordml/cid" xmlns:w16="http://schemas.microsoft.com/office/word/2018/wordml" xmlns:w16du="http://schemas.microsoft.com/office/word/2023/wordml/word16du" xmlns:w16sdtdh="http://schemas.microsoft.com/office/word/2020/wordml/sdtdatahash" xmlns:w16sdtfl="http://schemas.microsoft.com/office/word/2024/wordml/sdtformatlock" xmlns:w16se="http://schemas.microsoft.com/office/word/2015/wordml/symex" xmlns:wpg="http://schemas.microsoft.com/office/word/2010/wordprocessingGroup" xmlns:wpi="http://schemas.microsoft.com/office/word/2010/wordprocessingInk" xmlns:wne="http://schemas.microsoft.com/office/word/2006/wordml" xmlns:wps="http://schemas.microsoft.com/office/word/2010/wordprocessingShape" mc:Ignorable="w14 w15 w16se w16cid w16 w16cex w16sdtdh w16sdtfl w16du wp14">
+  <w:footnote w:type="separator" w:id="-1">
+    <w:p>
+      <w:pPr>
+        <w:spacing w:after="0" w:line="240" w:lineRule="auto"/>
+      </w:pPr>
+      <w:r>
+        <w:separator/>
+      </w:r>
+    </w:p>
+  </w:footnote>
+  <w:footnote w:type="continuationSeparator" w:id="0">
+    <w:p>
+      <w:pPr>
+        <w:spacing w:after="0" w:line="240" w:lineRule="auto"/>
+      </w:pPr>
+      <w:r>
+        <w:continuationSeparator/>
+      </w:r>
+    </w:p>
+  </w:footnote>
+</w:footnotes>
+</file>
+
 <file path=word/header1.xml><?xml version="1.0" encoding="utf-8"?>
-<w:hdr xmlns:m="http://schemas.openxmlformats.org/officeDocument/2006/math" xmlns:mc="http://schemas.openxmlformats.org/markup-compatibility/2006" xmlns:mo="http://schemas.microsoft.com/office/mac/office/2008/main" xmlns:mv="urn:schemas-microsoft-com:mac:vml" xmlns:o="urn:schemas-microsoft-com:office:office" xmlns:r="http://schemas.openxmlformats.org/officeDocument/2006/relationships" xmlns:v="urn:schemas-microsoft-com:vml" xmlns:w10="urn:schemas-microsoft-com:office:word" xmlns:w14="http://schemas.microsoft.com/office/word/2010/wordml" xmlns:w="http://schemas.openxmlformats.org/wordprocessingml/2006/main" xmlns:wne="http://schemas.microsoft.com/office/word/2006/wordml" xmlns:wp14="http://schemas.microsoft.com/office/word/2010/wordprocessingDrawing" xmlns:wp="http://schemas.openxmlformats.org/drawingml/2006/wordprocessingDrawing" xmlns:wpc="http://schemas.microsoft.com/office/word/2010/wordprocessingCanvas" xmlns:wpg="http://schemas.microsoft.com/office/word/2010/wordprocessingGroup" xmlns:wpi="http://schemas.microsoft.com/office/word/2010/wordprocessingInk" xmlns:wps="http://schemas.microsoft.com/office/word/2010/wordprocessingShape" mc:Ignorable="w14 wp14">
-  <w:p>
-    <w:pPr>
-      <w:pStyle w:val="Header"/>
-    </w:pPr>
-  </w:p>
+<w:hdr xmlns:wpc="http://schemas.microsoft.com/office/word/2010/wordprocessingCanvas" xmlns:cx="http://schemas.microsoft.com/office/drawing/2014/chartex" xmlns:cx1="http://schemas.microsoft.com/office/drawing/2015/9/8/chartex" xmlns:cx2="http://schemas.microsoft.com/office/drawing/2015/10/21/chartex" xmlns:cx3="http://schemas.microsoft.com/office/drawing/2016/5/9/chartex" xmlns:cx4="http://schemas.microsoft.com/office/drawing/2016/5/10/chartex" xmlns:cx5="http://schemas.microsoft.com/office/drawing/2016/5/11/chartex" xmlns:cx6="http://schemas.microsoft.com/office/drawing/2016/5/12/chartex" xmlns:cx7="http://schemas.microsoft.com/office/drawing/2016/5/13/chartex" xmlns:cx8="http://schemas.microsoft.com/office/drawing/2016/5/14/chartex" xmlns:mc="http://schemas.openxmlformats.org/markup-compatibility/2006" xmlns:aink="http://schemas.microsoft.com/office/drawing/2016/ink" xmlns:am3d="http://schemas.microsoft.com/office/drawing/2017/model3d" xmlns:o="urn:schemas-microsoft-com:office:office" xmlns:oel="http://schemas.microsoft.com/office/2019/extlst" xmlns:r="http://schemas.openxmlformats.org/officeDocument/2006/relationships" xmlns:m="http://schemas.openxmlformats.org/officeDocument/2006/math" xmlns:v="urn:schemas-microsoft-com:vml" xmlns:wp14="http://schemas.microsoft.com/office/word/2010/wordprocessingDrawing" xmlns:wp="http://schemas.openxmlformats.org/drawingml/2006/wordprocessingDrawing" xmlns:w10="urn:schemas-microsoft-com:office:word" xmlns:w="http://schemas.openxmlformats.org/wordprocessingml/2006/main" xmlns:w14="http://schemas.microsoft.com/office/word/2010/wordml" xmlns:w15="http://schemas.microsoft.com/office/word/2012/wordml" xmlns:w16cex="http://schemas.microsoft.com/office/word/2018/wordml/cex" xmlns:w16cid="http://schemas.microsoft.com/office/word/2016/wordml/cid" xmlns:w16="http://schemas.microsoft.com/office/word/2018/wordml" xmlns:w16du="http://schemas.microsoft.com/office/word/2023/wordml/word16du" xmlns:w16sdtdh="http://schemas.microsoft.com/office/word/2020/wordml/sdtdatahash" xmlns:w16sdtfl="http://schemas.microsoft.com/office/word/2024/wordml/sdtformatlock" xmlns:w16se="http://schemas.microsoft.com/office/word/2015/wordml/symex" xmlns:wpg="http://schemas.microsoft.com/office/word/2010/wordprocessingGroup" xmlns:wpi="http://schemas.microsoft.com/office/word/2010/wordprocessingInk" xmlns:wne="http://schemas.microsoft.com/office/word/2006/wordml" xmlns:wps="http://schemas.microsoft.com/office/word/2010/wordprocessingShape" mc:Ignorable="w14 w15 w16se w16cid w16 w16cex w16sdtdh w16sdtfl w16du wp14">
+  <w:p/>
 </w:hdr>
 </file>
 
